--- a/tests/corpus_v2/docs/agency_0002.docx
+++ b/tests/corpus_v2/docs/agency_0002.docx
@@ -21,19 +21,25 @@
         <w:rPr>
           <w:b/>
         </w:rPr>
-        <w:t xml:space="preserve">№ 145/2023-П</w:t>
-      </w:r>
-    </w:p>
-    <w:p/>
-    <w:p>
-      <w:r>
-        <w:t xml:space="preserve">г. Ростов-на-Дону</w:t>
+        <w:t xml:space="preserve">№ </w:t>
+      </w:r>
+      <w:r>
+        <w:rPr>
+          <w:b/>
+        </w:rPr>
+        <w:t xml:space="preserve">73Ф-12608/11-506Д</w:t>
+      </w:r>
+    </w:p>
+    <w:p/>
+    <w:p>
+      <w:r>
+        <w:t xml:space="preserve">г. Новосибирск</w:t>
       </w:r>
       <w:r>
         <w:t xml:space="preserve">     </w:t>
       </w:r>
       <w:r>
-        <w:t xml:space="preserve">«11» ноября 2023 г.</w:t>
+        <w:t xml:space="preserve">24 марта 2024 г.</w:t>
       </w:r>
     </w:p>
     <w:p/>
@@ -60,7 +66,7 @@
         <w:t xml:space="preserve">ИП </w:t>
       </w:r>
       <w:r>
-        <w:t xml:space="preserve">Беляев Олег Олегович</w:t>
+        <w:t xml:space="preserve">Беляев О. О.</w:t>
       </w:r>
       <w:r>
         <w:t xml:space="preserve">, ИНН </w:t>
@@ -72,10 +78,10 @@
         <w:t xml:space="preserve">, именуемый в дальнейшем «Принципал», действующий на основании свидетельства о государственной регистрации</w:t>
       </w:r>
       <w:r>
-        <w:t xml:space="preserve">, с другой стороны, совместно именуемые «Стороны», заключили настоящий </w:t>
-      </w:r>
-      <w:r>
-        <w:t xml:space="preserve">Договор № 37/2023-С</w:t>
+        <w:t xml:space="preserve">, с другой стороны, совместно именуемые «Стороны», заключили настоящий Договор № </w:t>
+      </w:r>
+      <w:r>
+        <w:t xml:space="preserve">40/2025-А</w:t>
       </w:r>
       <w:r>
         <w:t xml:space="preserve"> (далее — Договор) о нижеследующем:</w:t>
@@ -114,7 +120,7 @@
         <w:t xml:space="preserve">Агентское вознаграждение: </w:t>
       </w:r>
       <w:r>
-        <w:t xml:space="preserve">0,2% за каждый день просрочки</w:t>
+        <w:t xml:space="preserve">1/130 ключевой ставки ЦБ РФ годовых</w:t>
       </w:r>
       <w:r>
         <w:t xml:space="preserve">. Вознаграждение исчисляется от суммы заключённых сделок.</w:t>
@@ -142,7 +148,13 @@
         <w:t xml:space="preserve">2.1. Общая цена Договора: </w:t>
       </w:r>
       <w:r>
-        <w:t xml:space="preserve">300 000 рублей</w:t>
+        <w:t xml:space="preserve">75 500 002,52 рубля</w:t>
+      </w:r>
+      <w:r>
+        <w:t xml:space="preserve">, </w:t>
+      </w:r>
+      <w:r>
+        <w:t xml:space="preserve">Без НДС</w:t>
       </w:r>
       <w:r>
         <w:t xml:space="preserve">.</w:t>
@@ -153,7 +165,7 @@
         <w:t xml:space="preserve">2.2. Налог: </w:t>
       </w:r>
       <w:r>
-        <w:t xml:space="preserve">0,1% от стоимости</w:t>
+        <w:t xml:space="preserve">7 (семь) процентов за каждый день просрочки</w:t>
       </w:r>
       <w:r>
         <w:t xml:space="preserve">.</w:t>
@@ -164,7 +176,7 @@
         <w:t xml:space="preserve">2.3. Срок оплаты — </w:t>
       </w:r>
       <w:r>
-        <w:t xml:space="preserve">в течение 10 рабочих дней с момента выставления счета</w:t>
+        <w:t xml:space="preserve">в течение тридцати банковских дней с момента выставления счета</w:t>
       </w:r>
       <w:r>
         <w:t xml:space="preserve">.</w:t>
@@ -184,7 +196,7 @@
         <w:t xml:space="preserve">, артикул </w:t>
       </w:r>
       <w:r>
-        <w:t xml:space="preserve">RM-3382-64</w:t>
+        <w:t xml:space="preserve">RM-4981-50</w:t>
       </w:r>
       <w:r>
         <w:t xml:space="preserve">, код </w:t>
@@ -244,16 +256,10 @@
         <w:t xml:space="preserve">. Цена — </w:t>
       </w:r>
       <w:r>
-        <w:t xml:space="preserve">включая НДС </w:t>
-      </w:r>
-      <w:r>
-        <w:t xml:space="preserve">20%</w:t>
-      </w:r>
-      <w:r>
-        <w:t xml:space="preserve"> в размере </w:t>
-      </w:r>
-      <w:r>
-        <w:t xml:space="preserve">42 438 (Сорок две тысячи четыреста тридцать восемь) рублей</w:t>
+        <w:t xml:space="preserve">не менее 4 860 000,7 (Четырёх миллионов восьмисот шестидесяти тысяч) ₽</w:t>
+      </w:r>
+      <w:r>
+        <w:t xml:space="preserve">, НДС не облагается, т.к. применяется УСН</w:t>
       </w:r>
       <w:r>
         <w:t xml:space="preserve">.</w:t>
@@ -273,7 +279,7 @@
         <w:t xml:space="preserve">3.1. Место исполнения обязательств: </w:t>
       </w:r>
       <w:r>
-        <w:t xml:space="preserve">Екатеринбург Космонавтов 12/2 кв 50</w:t>
+        <w:t xml:space="preserve">Казань, Промышленная 32</w:t>
       </w:r>
       <w:r>
         <w:t xml:space="preserve">.</w:t>
@@ -290,7 +296,7 @@
         <w:t xml:space="preserve"> по телефону </w:t>
       </w:r>
       <w:r>
-        <w:t xml:space="preserve">+7 (499) 298-46-18</w:t>
+        <w:t xml:space="preserve">+7 (499) 951-46-18</w:t>
       </w:r>
       <w:r>
         <w:t xml:space="preserve">.</w:t>
@@ -301,7 +307,7 @@
         <w:t xml:space="preserve">3.3. Срок исполнения обязательств — </w:t>
       </w:r>
       <w:r>
-        <w:t xml:space="preserve">в течение 20 рабочих дней с момента подписания акта</w:t>
+        <w:t xml:space="preserve">не позднее 22.06.2026</w:t>
       </w:r>
       <w:r>
         <w:t xml:space="preserve">.</w:t>
@@ -332,13 +338,13 @@
         <w:t xml:space="preserve">Размер неустойки за нарушение сроков оплаты: </w:t>
       </w:r>
       <w:r>
-        <w:t xml:space="preserve">15% годовых</w:t>
+        <w:t xml:space="preserve">0,5 процента за каждый день просрочки</w:t>
       </w:r>
       <w:r>
         <w:t xml:space="preserve">. Предельный размер ответственности: </w:t>
       </w:r>
       <w:r>
-        <w:t xml:space="preserve">не более 30% от цены договора</w:t>
+        <w:t xml:space="preserve">1/300 ключевой ставки ЦБ РФ от цены Договора</w:t>
       </w:r>
       <w:r>
         <w:t xml:space="preserve">.</w:t>
@@ -360,7 +366,7 @@
         <w:t xml:space="preserve">Сторона, для которой создалась невозможность исполнения, обязана уведомить другую Сторону. Срок уведомления — </w:t>
       </w:r>
       <w:r>
-        <w:t xml:space="preserve">60 дней с момента заключения контракта</w:t>
+        <w:t xml:space="preserve">в течение 14 рабочих дней с момента поступления денежных средств на расчетный счет</w:t>
       </w:r>
       <w:r>
         <w:t xml:space="preserve">.</w:t>
@@ -374,7 +380,7 @@
         <w:t xml:space="preserve">Все споры и разногласия решаются путём переговоров. Претензионный порядок обязателен, срок ответа на претензию — </w:t>
       </w:r>
       <w:r>
-        <w:t xml:space="preserve">10 рабочих дней с момента поступления денежных средств на расчетный счет</w:t>
+        <w:t xml:space="preserve">в течение 5 (Пяти) банковских дней</w:t>
       </w:r>
       <w:r>
         <w:t xml:space="preserve">.</w:t>
@@ -424,6 +430,74 @@
         <w:t xml:space="preserve">408028104</w:t>
         <w:br/>
         <w:t xml:space="preserve">45145901597</w:t>
+      </w:r>
+    </w:p>
+    <w:p/>
+    <w:p/>
+    <w:p>
+      <w:r>
+        <w:rPr>
+          <w:b/>
+        </w:rPr>
+        <w:t xml:space="preserve">9. КОНТРОЛЬНЫЕ ВЕЛИЧИНЫ</w:t>
+      </w:r>
+    </w:p>
+    <w:p>
+      <w:r>
+        <w:t xml:space="preserve">9.1. Контрольная запись: </w:t>
+      </w:r>
+      <w:r>
+        <w:rPr>
+          <w:b/>
+        </w:rPr>
+        <w:t xml:space="preserve">1/1</w:t>
+      </w:r>
+      <w:r>
+        <w:t xml:space="preserve">50 ключевой ставки ЦБ РФ от общей суммы счета</w:t>
+      </w:r>
+      <w:r>
+        <w:t xml:space="preserve">.</w:t>
+      </w:r>
+    </w:p>
+    <w:p>
+      <w:r>
+        <w:t xml:space="preserve">9.2. Контрольная запись: </w:t>
+      </w:r>
+      <w:r>
+        <w:rPr>
+          <w:b/>
+        </w:rPr>
+        <w:t xml:space="preserve">не позднее 06.09.20</w:t>
+      </w:r>
+      <w:r>
+        <w:t xml:space="preserve">26</w:t>
+      </w:r>
+      <w:r>
+        <w:t xml:space="preserve">.</w:t>
+      </w:r>
+    </w:p>
+    <w:p>
+      <w:r>
+        <w:t xml:space="preserve">9.3. Контрольная запись: </w:t>
+      </w:r>
+      <w:r>
+        <w:t xml:space="preserve">5/12</w:t>
+      </w:r>
+      <w:r>
+        <w:t xml:space="preserve">.</w:t>
+      </w:r>
+    </w:p>
+    <w:p>
+      <w:r>
+        <w:t xml:space="preserve">9.4. Контрольная запись: </w:t>
+      </w:r>
+      <w:r>
+        <w:t xml:space="preserve">не менее 91 7</w:t>
+        <w:br/>
+        <w:t xml:space="preserve">00 000 (Девяноста одного миллиона семисот тысяч) RUB</w:t>
+      </w:r>
+      <w:r>
+        <w:t xml:space="preserve">.</w:t>
       </w:r>
     </w:p>
     <w:p/>
@@ -475,7 +549,7 @@
               <w:t xml:space="preserve">Юридический адрес: </w:t>
             </w:r>
             <w:r>
-              <w:t xml:space="preserve">Нижний Новгород, Садовая 9</w:t>
+              <w:t xml:space="preserve">Одинцово Промышленная 38/4 кв 44</w:t>
             </w:r>
           </w:p>
           <w:p>
@@ -530,7 +604,7 @@
               <w:t xml:space="preserve">Тел.: </w:t>
             </w:r>
             <w:r>
-              <w:t xml:space="preserve">+7 (812) 644-43-59</w:t>
+              <w:t xml:space="preserve">+7 (846) 985-61-32</w:t>
             </w:r>
           </w:p>
           <w:p>
@@ -538,7 +612,7 @@
               <w:t xml:space="preserve">E-mail: </w:t>
             </w:r>
             <w:r>
-              <w:t xml:space="preserve">sidorova@corp-tehno.ru</w:t>
+              <w:t xml:space="preserve">sidorova@list.ru</w:t>
             </w:r>
           </w:p>
           <w:p/>
@@ -576,7 +650,7 @@
               <w:t xml:space="preserve">Адрес регистрации: </w:t>
             </w:r>
             <w:r>
-              <w:t xml:space="preserve">Одинцово Садовая 85/4 кв 23</w:t>
+              <w:t xml:space="preserve">Санкт-Петербург, Промышленная 39</w:t>
             </w:r>
           </w:p>
           <w:p>
@@ -615,7 +689,7 @@
               <w:t xml:space="preserve">Тел.: </w:t>
             </w:r>
             <w:r>
-              <w:t xml:space="preserve">+7 (812) 818-36-21</w:t>
+              <w:t xml:space="preserve">+7 (843) 882-69-88</w:t>
             </w:r>
           </w:p>
           <w:p>
@@ -623,7 +697,7 @@
               <w:t xml:space="preserve">E-mail: </w:t>
             </w:r>
             <w:r>
-              <w:t xml:space="preserve">belyaev@inbox.ru</w:t>
+              <w:t xml:space="preserve">belyaev@corp-tehno.ru</w:t>
             </w:r>
           </w:p>
           <w:p/>
@@ -766,13 +840,13 @@
       <w:t xml:space="preserve">АО «Атлант» · </w:t>
     </w:r>
     <w:r>
-      <w:t xml:space="preserve">+7 (846) 409-72-69</w:t>
+      <w:t xml:space="preserve">+7 (812) 581-20-84</w:t>
     </w:r>
     <w:r>
       <w:t xml:space="preserve"> · </w:t>
     </w:r>
     <w:r>
-      <w:t xml:space="preserve">sidorova@corp-tehno.ru</w:t>
+      <w:t xml:space="preserve">sidorova@list.ru</w:t>
     </w:r>
   </w:p>
 </w:hdr>

--- a/tests/corpus_v2/docs/agency_0002.docx
+++ b/tests/corpus_v2/docs/agency_0002.docx
@@ -481,7 +481,13 @@
         <w:t xml:space="preserve">9.3. Контрольная запись: </w:t>
       </w:r>
       <w:r>
-        <w:t xml:space="preserve">5/12</w:t>
+        <w:rPr>
+          <w:b/>
+        </w:rPr>
+        <w:t xml:space="preserve">5/1</w:t>
+      </w:r>
+      <w:r>
+        <w:t xml:space="preserve">2</w:t>
       </w:r>
       <w:r>
         <w:t xml:space="preserve">.</w:t>

--- a/tests/corpus_v2/docs/agency_0002.docx
+++ b/tests/corpus_v2/docs/agency_0002.docx
@@ -27,19 +27,19 @@
         <w:rPr>
           <w:b/>
         </w:rPr>
-        <w:t xml:space="preserve">73Ф-12608/11-506Д</w:t>
-      </w:r>
-    </w:p>
-    <w:p/>
-    <w:p>
-      <w:r>
-        <w:t xml:space="preserve">г. Новосибирск</w:t>
+        <w:t xml:space="preserve">73/2023-П</w:t>
+      </w:r>
+    </w:p>
+    <w:p/>
+    <w:p>
+      <w:r>
+        <w:t xml:space="preserve">г. Ростов-на-Дону</w:t>
       </w:r>
       <w:r>
         <w:t xml:space="preserve">     </w:t>
       </w:r>
       <w:r>
-        <w:t xml:space="preserve">24 марта 2024 г.</w:t>
+        <w:t xml:space="preserve">11 декабря 2023 г.</w:t>
       </w:r>
     </w:p>
     <w:p/>
@@ -66,7 +66,7 @@
         <w:t xml:space="preserve">ИП </w:t>
       </w:r>
       <w:r>
-        <w:t xml:space="preserve">Беляев О. О.</w:t>
+        <w:t xml:space="preserve">Беляев Олег Олегович</w:t>
       </w:r>
       <w:r>
         <w:t xml:space="preserve">, ИНН </w:t>
@@ -81,7 +81,7 @@
         <w:t xml:space="preserve">, с другой стороны, совместно именуемые «Стороны», заключили настоящий Договор № </w:t>
       </w:r>
       <w:r>
-        <w:t xml:space="preserve">40/2025-А</w:t>
+        <w:t xml:space="preserve">46/13</w:t>
       </w:r>
       <w:r>
         <w:t xml:space="preserve"> (далее — Договор) о нижеследующем:</w:t>
@@ -148,7 +148,7 @@
         <w:t xml:space="preserve">2.1. Общая цена Договора: </w:t>
       </w:r>
       <w:r>
-        <w:t xml:space="preserve">75 500 002,52 рубля</w:t>
+        <w:t xml:space="preserve">8 820 002,79 рубля</w:t>
       </w:r>
       <w:r>
         <w:t xml:space="preserve">, </w:t>
@@ -196,7 +196,7 @@
         <w:t xml:space="preserve">, артикул </w:t>
       </w:r>
       <w:r>
-        <w:t xml:space="preserve">RM-4981-50</w:t>
+        <w:t xml:space="preserve">RM-3382-64</w:t>
       </w:r>
       <w:r>
         <w:t xml:space="preserve">, код </w:t>
@@ -256,7 +256,7 @@
         <w:t xml:space="preserve">. Цена — </w:t>
       </w:r>
       <w:r>
-        <w:t xml:space="preserve">не менее 4 860 000,7 (Четырёх миллионов восьмисот шестидесяти тысяч) ₽</w:t>
+        <w:t xml:space="preserve">не менее 2 580 000,7 (Двух миллионов пятисот восьмидесяти тысяч) ₽</w:t>
       </w:r>
       <w:r>
         <w:t xml:space="preserve">, НДС не облагается, т.к. применяется УСН</w:t>
@@ -279,7 +279,7 @@
         <w:t xml:space="preserve">3.1. Место исполнения обязательств: </w:t>
       </w:r>
       <w:r>
-        <w:t xml:space="preserve">Казань, Промышленная 32</w:t>
+        <w:t xml:space="preserve">Сергиев Посад Космонавтов 12/2 кв 50</w:t>
       </w:r>
       <w:r>
         <w:t xml:space="preserve">.</w:t>
@@ -296,7 +296,7 @@
         <w:t xml:space="preserve"> по телефону </w:t>
       </w:r>
       <w:r>
-        <w:t xml:space="preserve">+7 (499) 951-46-18</w:t>
+        <w:t xml:space="preserve">+7 (499) 298-46-18</w:t>
       </w:r>
       <w:r>
         <w:t xml:space="preserve">.</w:t>
@@ -484,10 +484,10 @@
         <w:rPr>
           <w:b/>
         </w:rPr>
-        <w:t xml:space="preserve">5/1</w:t>
-      </w:r>
-      <w:r>
-        <w:t xml:space="preserve">2</w:t>
+        <w:t xml:space="preserve">48</w:t>
+      </w:r>
+      <w:r>
+        <w:t xml:space="preserve">423/072-сс</w:t>
       </w:r>
       <w:r>
         <w:t xml:space="preserve">.</w:t>

--- a/tests/corpus_v2/docs/agency_0002.docx
+++ b/tests/corpus_v2/docs/agency_0002.docx
@@ -253,10 +253,16 @@
         <w:t xml:space="preserve">МКАС при ТПП РФ</w:t>
       </w:r>
       <w:r>
+        <w:t xml:space="preserve">. Товар отгружается с сопроводительным документом паспорт качества № </w:t>
+      </w:r>
+      <w:r>
+        <w:t xml:space="preserve">32 11 488213</w:t>
+      </w:r>
+      <w:r>
         <w:t xml:space="preserve">. Цена — </w:t>
       </w:r>
       <w:r>
-        <w:t xml:space="preserve">не менее 2 580 000,7 (Двух миллионов пятисот восьмидесяти тысяч) ₽</w:t>
+        <w:t xml:space="preserve">не менее 3 980 000,1 (Трёх миллионов девятисот восьмидесяти тысяч) ₽</w:t>
       </w:r>
       <w:r>
         <w:t xml:space="preserve">, НДС не облагается, т.к. применяется УСН</w:t>
@@ -279,7 +285,7 @@
         <w:t xml:space="preserve">3.1. Место исполнения обязательств: </w:t>
       </w:r>
       <w:r>
-        <w:t xml:space="preserve">Сергиев Посад Космонавтов 12/2 кв 50</w:t>
+        <w:t xml:space="preserve">Одинцово, Промышленная 32</w:t>
       </w:r>
       <w:r>
         <w:t xml:space="preserve">.</w:t>
@@ -296,7 +302,7 @@
         <w:t xml:space="preserve"> по телефону </w:t>
       </w:r>
       <w:r>
-        <w:t xml:space="preserve">+7 (499) 298-46-18</w:t>
+        <w:t xml:space="preserve">+7 (499) 951-46-18</w:t>
       </w:r>
       <w:r>
         <w:t xml:space="preserve">.</w:t>

--- a/tests/corpus_v2/docs/agency_0002.docx
+++ b/tests/corpus_v2/docs/agency_0002.docx
@@ -259,10 +259,46 @@
         <w:t xml:space="preserve">32 11 488213</w:t>
       </w:r>
       <w:r>
+        <w:t xml:space="preserve">. К партии приложен паспорт изделия № </w:t>
+      </w:r>
+      <w:r>
+        <w:t xml:space="preserve">49 15 824825</w:t>
+      </w:r>
+      <w:r>
+        <w:t xml:space="preserve">. Оборудование поставляется с паспортом транспортного средства № </w:t>
+      </w:r>
+      <w:r>
+        <w:t xml:space="preserve">12 08 896166</w:t>
+      </w:r>
+      <w:r>
+        <w:t xml:space="preserve">. Приёмка производится согласно техническому паспорту </w:t>
+      </w:r>
+      <w:r>
+        <w:t xml:space="preserve">50 25 254329</w:t>
+      </w:r>
+      <w:r>
+        <w:t xml:space="preserve">. СНИЛС не указан, номер заказа </w:t>
+      </w:r>
+      <w:r>
+        <w:t xml:space="preserve">199-852-988 36</w:t>
+      </w:r>
+      <w:r>
+        <w:t xml:space="preserve">. Дата рождения не проставлена, документ выдан </w:t>
+      </w:r>
+      <w:r>
+        <w:t xml:space="preserve">03.11.2020</w:t>
+      </w:r>
+      <w:r>
+        <w:t xml:space="preserve">. Код подразделения, см. артикул </w:t>
+      </w:r>
+      <w:r>
+        <w:t xml:space="preserve">645-447</w:t>
+      </w:r>
+      <w:r>
         <w:t xml:space="preserve">. Цена — </w:t>
       </w:r>
       <w:r>
-        <w:t xml:space="preserve">не менее 3 980 000,1 (Трёх миллионов девятисот восьмидесяти тысяч) ₽</w:t>
+        <w:t xml:space="preserve">не менее 311 000,7 (Трёхсот одиннадцати тысяч) ₽</w:t>
       </w:r>
       <w:r>
         <w:t xml:space="preserve">, НДС не облагается, т.к. применяется УСН</w:t>
@@ -285,7 +321,7 @@
         <w:t xml:space="preserve">3.1. Место исполнения обязательств: </w:t>
       </w:r>
       <w:r>
-        <w:t xml:space="preserve">Одинцово, Промышленная 32</w:t>
+        <w:t xml:space="preserve">Химки Космонавтов 2/1 кв 68</w:t>
       </w:r>
       <w:r>
         <w:t xml:space="preserve">.</w:t>
@@ -302,7 +338,7 @@
         <w:t xml:space="preserve"> по телефону </w:t>
       </w:r>
       <w:r>
-        <w:t xml:space="preserve">+7 (499) 951-46-18</w:t>
+        <w:t xml:space="preserve">+7 (383) 273-79-50</w:t>
       </w:r>
       <w:r>
         <w:t xml:space="preserve">.</w:t>
@@ -313,7 +349,7 @@
         <w:t xml:space="preserve">3.3. Срок исполнения обязательств — </w:t>
       </w:r>
       <w:r>
-        <w:t xml:space="preserve">не позднее 22.06.2026</w:t>
+        <w:t xml:space="preserve">не позднее 10.02.2026</w:t>
       </w:r>
       <w:r>
         <w:t xml:space="preserve">.</w:t>
@@ -372,7 +408,7 @@
         <w:t xml:space="preserve">Сторона, для которой создалась невозможность исполнения, обязана уведомить другую Сторону. Срок уведомления — </w:t>
       </w:r>
       <w:r>
-        <w:t xml:space="preserve">в течение 14 рабочих дней с момента поступления денежных средств на расчетный счет</w:t>
+        <w:t xml:space="preserve">в течение 60 рабочих дней с момента поступления денежных средств на расчетный счет</w:t>
       </w:r>
       <w:r>
         <w:t xml:space="preserve">.</w:t>
@@ -386,7 +422,7 @@
         <w:t xml:space="preserve">Все споры и разногласия решаются путём переговоров. Претензионный порядок обязателен, срок ответа на претензию — </w:t>
       </w:r>
       <w:r>
-        <w:t xml:space="preserve">в течение 5 (Пяти) банковских дней</w:t>
+        <w:t xml:space="preserve">в течение 14 (Четырнадцати) банковских дней</w:t>
       </w:r>
       <w:r>
         <w:t xml:space="preserve">.</w:t>
@@ -407,7 +443,7 @@
         <w:t xml:space="preserve">Дополнительный телефон: </w:t>
       </w:r>
       <w:r>
-        <w:t xml:space="preserve">+7 (8⁠43) 7‍71-98-87</w:t>
+        <w:t xml:space="preserve">+7 (843) 882-​4­7-98</w:t>
       </w:r>
     </w:p>
     <w:p>
@@ -415,7 +451,7 @@
         <w:t xml:space="preserve">Контактное лицо: </w:t>
       </w:r>
       <w:r>
-        <w:t xml:space="preserve">Б еляев О­лег Олегович</w:t>
+        <w:t xml:space="preserve">Беляев​ Олег О⁠легович</w:t>
       </w:r>
     </w:p>
     <w:p>
@@ -473,7 +509,7 @@
         <w:rPr>
           <w:b/>
         </w:rPr>
-        <w:t xml:space="preserve">не позднее 06.09.20</w:t>
+        <w:t xml:space="preserve">не позднее 03.07.20</w:t>
       </w:r>
       <w:r>
         <w:t xml:space="preserve">26</w:t>
@@ -490,10 +526,10 @@
         <w:rPr>
           <w:b/>
         </w:rPr>
-        <w:t xml:space="preserve">48</w:t>
-      </w:r>
-      <w:r>
-        <w:t xml:space="preserve">423/072-сс</w:t>
+        <w:t xml:space="preserve">74</w:t>
+      </w:r>
+      <w:r>
+        <w:t xml:space="preserve">501/961-сс</w:t>
       </w:r>
       <w:r>
         <w:t xml:space="preserve">.</w:t>
@@ -504,9 +540,9 @@
         <w:t xml:space="preserve">9.4. Контрольная запись: </w:t>
       </w:r>
       <w:r>
-        <w:t xml:space="preserve">не менее 91 7</w:t>
+        <w:t xml:space="preserve">не менее 2 9</w:t>
         <w:br/>
-        <w:t xml:space="preserve">00 000 (Девяноста одного миллиона семисот тысяч) RUB</w:t>
+        <w:t xml:space="preserve">30 000 (Двух миллионов девятисот тридцати тысяч) RUB</w:t>
       </w:r>
       <w:r>
         <w:t xml:space="preserve">.</w:t>
@@ -561,7 +597,7 @@
               <w:t xml:space="preserve">Юридический адрес: </w:t>
             </w:r>
             <w:r>
-              <w:t xml:space="preserve">Одинцово Промышленная 38/4 кв 44</w:t>
+              <w:t xml:space="preserve">Сергиев Посад Баумана 48/3 кв 16</w:t>
             </w:r>
           </w:p>
           <w:p>
@@ -616,7 +652,7 @@
               <w:t xml:space="preserve">Тел.: </w:t>
             </w:r>
             <w:r>
-              <w:t xml:space="preserve">+7 (846) 985-61-32</w:t>
+              <w:t xml:space="preserve">+7 (843) 765-20-72</w:t>
             </w:r>
           </w:p>
           <w:p>
@@ -624,7 +660,7 @@
               <w:t xml:space="preserve">E-mail: </w:t>
             </w:r>
             <w:r>
-              <w:t xml:space="preserve">sidorova@list.ru</w:t>
+              <w:t xml:space="preserve">sidorova@sibtrans.ru</w:t>
             </w:r>
           </w:p>
           <w:p/>
@@ -662,7 +698,7 @@
               <w:t xml:space="preserve">Адрес регистрации: </w:t>
             </w:r>
             <w:r>
-              <w:t xml:space="preserve">Санкт-Петербург, Промышленная 39</w:t>
+              <w:t xml:space="preserve">Москва, Ленина 37</w:t>
             </w:r>
           </w:p>
           <w:p>
@@ -701,7 +737,7 @@
               <w:t xml:space="preserve">Тел.: </w:t>
             </w:r>
             <w:r>
-              <w:t xml:space="preserve">+7 (843) 882-69-88</w:t>
+              <w:t xml:space="preserve">+7 (383) 417-80-72</w:t>
             </w:r>
           </w:p>
           <w:p>
@@ -709,7 +745,7 @@
               <w:t xml:space="preserve">E-mail: </w:t>
             </w:r>
             <w:r>
-              <w:t xml:space="preserve">belyaev@corp-tehno.ru</w:t>
+              <w:t xml:space="preserve">belyaev@mail.ru</w:t>
             </w:r>
           </w:p>
           <w:p/>
@@ -852,13 +888,13 @@
       <w:t xml:space="preserve">АО «Атлант» · </w:t>
     </w:r>
     <w:r>
-      <w:t xml:space="preserve">+7 (812) 581-20-84</w:t>
+      <w:t xml:space="preserve">+7 (846) 613-34-71</w:t>
     </w:r>
     <w:r>
       <w:t xml:space="preserve"> · </w:t>
     </w:r>
     <w:r>
-      <w:t xml:space="preserve">sidorova@list.ru</w:t>
+      <w:t xml:space="preserve">sidorova@yandex.ru</w:t>
     </w:r>
   </w:p>
 </w:hdr>

--- a/tests/corpus_v2/docs/agency_0002.docx
+++ b/tests/corpus_v2/docs/agency_0002.docx
@@ -307,257 +307,120 @@
         <w:t xml:space="preserve">.</w:t>
       </w:r>
     </w:p>
-    <w:p/>
-    <w:p>
-      <w:r>
-        <w:rPr>
-          <w:b/>
-        </w:rPr>
-        <w:t xml:space="preserve">3. МЕСТО И СРОКИ ИСПОЛНЕНИЯ</w:t>
-      </w:r>
-    </w:p>
-    <w:p>
-      <w:r>
-        <w:t xml:space="preserve">3.1. Место исполнения обязательств: </w:t>
-      </w:r>
-      <w:r>
-        <w:t xml:space="preserve">Химки Космонавтов 2/1 кв 68</w:t>
-      </w:r>
-      <w:r>
-        <w:t xml:space="preserve">.</w:t>
-      </w:r>
-    </w:p>
-    <w:p>
-      <w:r>
-        <w:t xml:space="preserve">3.2. Уведомления направляются </w:t>
-      </w:r>
-      <w:r>
-        <w:t xml:space="preserve">Беляеву Олегу Олеговичу</w:t>
-      </w:r>
-      <w:r>
-        <w:t xml:space="preserve"> по телефону </w:t>
-      </w:r>
-      <w:r>
-        <w:t xml:space="preserve">+7 (383) 273-79-50</w:t>
-      </w:r>
-      <w:r>
-        <w:t xml:space="preserve">.</w:t>
-      </w:r>
-    </w:p>
-    <w:p>
-      <w:r>
-        <w:t xml:space="preserve">3.3. Срок исполнения обязательств — </w:t>
-      </w:r>
-      <w:r>
-        <w:t xml:space="preserve">не позднее 10.02.2026</w:t>
-      </w:r>
-      <w:r>
-        <w:t xml:space="preserve">.</w:t>
-      </w:r>
-    </w:p>
-    <w:p/>
-    <w:p>
-      <w:r>
-        <w:rPr>
-          <w:b/>
-        </w:rPr>
-        <w:t xml:space="preserve">4. ПРОЧИЕ УСЛОВИЯ</w:t>
-      </w:r>
-    </w:p>
-    <w:p>
-      <w:r>
-        <w:t xml:space="preserve">4.1. </w:t>
-      </w:r>
-      <w:r>
-        <w:t xml:space="preserve">Стороны несут ответственность за неисполнение или ненадлежащее исполнение обязательств в соответствии с законодательством Российской Федерации.</w:t>
-      </w:r>
-    </w:p>
-    <w:p>
-      <w:r>
-        <w:t xml:space="preserve">4.2. </w:t>
-      </w:r>
-      <w:r>
-        <w:t xml:space="preserve">Размер неустойки за нарушение сроков оплаты: </w:t>
-      </w:r>
-      <w:r>
-        <w:t xml:space="preserve">0,5 процента за каждый день просрочки</w:t>
-      </w:r>
-      <w:r>
-        <w:t xml:space="preserve">. Предельный размер ответственности: </w:t>
-      </w:r>
-      <w:r>
-        <w:t xml:space="preserve">1/300 ключевой ставки ЦБ РФ от цены Договора</w:t>
-      </w:r>
-      <w:r>
-        <w:t xml:space="preserve">.</w:t>
-      </w:r>
-    </w:p>
-    <w:p>
-      <w:r>
-        <w:t xml:space="preserve">4.3. </w:t>
-      </w:r>
-      <w:r>
-        <w:t xml:space="preserve">Стороны освобождаются от ответственности при наступлении обстоятельств непреодолимой силы, если они прямо повлияли на исполнение обязательств.</w:t>
-      </w:r>
-    </w:p>
-    <w:p>
-      <w:r>
-        <w:t xml:space="preserve">4.4. </w:t>
-      </w:r>
-      <w:r>
-        <w:t xml:space="preserve">Сторона, для которой создалась невозможность исполнения, обязана уведомить другую Сторону. Срок уведомления — </w:t>
-      </w:r>
-      <w:r>
-        <w:t xml:space="preserve">в течение 60 рабочих дней с момента поступления денежных средств на расчетный счет</w:t>
-      </w:r>
-      <w:r>
-        <w:t xml:space="preserve">.</w:t>
-      </w:r>
-    </w:p>
-    <w:p>
-      <w:r>
-        <w:t xml:space="preserve">4.5. </w:t>
-      </w:r>
-      <w:r>
-        <w:t xml:space="preserve">Все споры и разногласия решаются путём переговоров. Претензионный порядок обязателен, срок ответа на претензию — </w:t>
-      </w:r>
-      <w:r>
-        <w:t xml:space="preserve">в течение 14 (Четырнадцати) банковских дней</w:t>
-      </w:r>
-      <w:r>
-        <w:t xml:space="preserve">.</w:t>
-      </w:r>
-    </w:p>
-    <w:p/>
-    <w:p/>
-    <w:p>
-      <w:r>
-        <w:rPr>
-          <w:b/>
-        </w:rPr>
-        <w:t xml:space="preserve">10. ДОПОЛНИТЕЛЬНЫЕ СВЕДЕНИЯ О СТОРОНАХ</w:t>
-      </w:r>
-    </w:p>
-    <w:p>
-      <w:r>
-        <w:t xml:space="preserve">Дополнительный телефон: </w:t>
-      </w:r>
-      <w:r>
-        <w:t xml:space="preserve">+7 (843) 882-​4­7-98</w:t>
-      </w:r>
-    </w:p>
-    <w:p>
-      <w:r>
-        <w:t xml:space="preserve">Контактное лицо: </w:t>
-      </w:r>
-      <w:r>
-        <w:t xml:space="preserve">Беляев​ Олег О⁠легович</w:t>
-      </w:r>
-    </w:p>
-    <w:p>
-      <w:r>
-        <w:t xml:space="preserve">Получатель уведомлений: </w:t>
-      </w:r>
-      <w:r>
-        <w:t xml:space="preserve">Беляев</w:t>
-        <w:br/>
-        <w:t xml:space="preserve">Олег Олегович</w:t>
-      </w:r>
-    </w:p>
-    <w:p>
-      <w:r>
-        <w:t xml:space="preserve">Счёт для возврата: </w:t>
-      </w:r>
-      <w:r>
-        <w:t xml:space="preserve">408028104</w:t>
-        <w:br/>
-        <w:t xml:space="preserve">45145901597</w:t>
-      </w:r>
-    </w:p>
-    <w:p/>
-    <w:p/>
-    <w:p>
-      <w:r>
-        <w:rPr>
-          <w:b/>
-        </w:rPr>
-        <w:t xml:space="preserve">9. КОНТРОЛЬНЫЕ ВЕЛИЧИНЫ</w:t>
-      </w:r>
-    </w:p>
-    <w:p>
-      <w:r>
-        <w:t xml:space="preserve">9.1. Контрольная запись: </w:t>
-      </w:r>
-      <w:r>
-        <w:rPr>
-          <w:b/>
-        </w:rPr>
-        <w:t xml:space="preserve">1/1</w:t>
-      </w:r>
-      <w:r>
-        <w:t xml:space="preserve">50 ключевой ставки ЦБ РФ от общей суммы счета</w:t>
-      </w:r>
-      <w:r>
-        <w:t xml:space="preserve">.</w:t>
-      </w:r>
-    </w:p>
-    <w:p>
-      <w:r>
-        <w:t xml:space="preserve">9.2. Контрольная запись: </w:t>
-      </w:r>
-      <w:r>
-        <w:rPr>
-          <w:b/>
-        </w:rPr>
-        <w:t xml:space="preserve">не позднее 03.07.20</w:t>
-      </w:r>
-      <w:r>
-        <w:t xml:space="preserve">26</w:t>
-      </w:r>
-      <w:r>
-        <w:t xml:space="preserve">.</w:t>
-      </w:r>
-    </w:p>
-    <w:p>
-      <w:r>
-        <w:t xml:space="preserve">9.3. Контрольная запись: </w:t>
-      </w:r>
-      <w:r>
-        <w:rPr>
-          <w:b/>
-        </w:rPr>
-        <w:t xml:space="preserve">74</w:t>
-      </w:r>
-      <w:r>
-        <w:t xml:space="preserve">501/961-сс</w:t>
-      </w:r>
-      <w:r>
-        <w:t xml:space="preserve">.</w:t>
-      </w:r>
-    </w:p>
-    <w:p>
-      <w:r>
-        <w:t xml:space="preserve">9.4. Контрольная запись: </w:t>
-      </w:r>
-      <w:r>
-        <w:t xml:space="preserve">не менее 2 9</w:t>
-        <w:br/>
-        <w:t xml:space="preserve">30 000 (Двух миллионов девятисот тридцати тысяч) RUB</w:t>
-      </w:r>
-      <w:r>
-        <w:t xml:space="preserve">.</w:t>
-      </w:r>
-    </w:p>
-    <w:p/>
-    <w:p>
-      <w:r>
-        <w:rPr>
-          <w:b/>
-        </w:rPr>
-        <w:t xml:space="preserve">РЕКВИЗИТЫ И ПОДПИСИ СТОРОН</w:t>
-      </w:r>
-    </w:p>
-    <w:p/>
+    <w:p>
+      <w:r>
+        <w:t xml:space="preserve">2.5. </w:t>
+      </w:r>
+      <w:r>
+        <w:t xml:space="preserve">Товар маркирован штрихкодом </w:t>
+      </w:r>
+      <w:r>
+        <w:t xml:space="preserve">4605564488546</w:t>
+      </w:r>
+      <w:r>
+        <w:t xml:space="preserve">. Код контрагента по ОКПО — </w:t>
+      </w:r>
+      <w:r>
+        <w:t xml:space="preserve">7276700495</w:t>
+      </w:r>
+      <w:r>
+        <w:t xml:space="preserve">. Оборудование учтено под инвентарным номером </w:t>
+      </w:r>
+      <w:r>
+        <w:t xml:space="preserve">043972772</w:t>
+      </w:r>
+      <w:r>
+        <w:t xml:space="preserve">, складской позиции присвоен номер </w:t>
+      </w:r>
+      <w:r>
+        <w:t xml:space="preserve">013708454</w:t>
+      </w:r>
+      <w:r>
+        <w:t xml:space="preserve">.</w:t>
+      </w:r>
+    </w:p>
+    <w:p>
+      <w:r>
+        <w:t xml:space="preserve">2.6. </w:t>
+      </w:r>
+      <w:r>
+        <w:t xml:space="preserve">Оплата по счёту-фактуре на КБК </w:t>
+      </w:r>
+      <w:r>
+        <w:t xml:space="preserve">18210101011011000125</w:t>
+      </w:r>
+      <w:r>
+        <w:t xml:space="preserve">. ИНН не присвоен, регистрационный № </w:t>
+      </w:r>
+      <w:r>
+        <w:t xml:space="preserve">9316589286</w:t>
+      </w:r>
+      <w:r>
+        <w:t xml:space="preserve">. ИНН не присвоен, платёжный документ № </w:t>
+      </w:r>
+      <w:r>
+        <w:t xml:space="preserve">323466451613</w:t>
+      </w:r>
+      <w:r>
+        <w:t xml:space="preserve">. Заказчик действует в лице </w:t>
+      </w:r>
+      <w:r>
+        <w:t xml:space="preserve">уполномоченного представителя</w:t>
+      </w:r>
+      <w:r>
+        <w:t xml:space="preserve">, назначаемого приказом.</w:t>
+      </w:r>
+    </w:p>
+    <w:p>
+      <w:r>
+        <w:t xml:space="preserve">2.7. </w:t>
+      </w:r>
+      <w:r>
+        <w:t xml:space="preserve">Массовая доля влаги в товаре — </w:t>
+      </w:r>
+      <w:r>
+        <w:t xml:space="preserve">не более 9 %</w:t>
+      </w:r>
+      <w:r>
+        <w:t xml:space="preserve">. Товар подлежит хранению </w:t>
+      </w:r>
+      <w:r>
+        <w:t xml:space="preserve">в течение 48 часов</w:t>
+      </w:r>
+      <w:r>
+        <w:t xml:space="preserve"> при температуре не выше +4 °C. Срок исковой давности по требованиям, вытекающим из Договора, составляет </w:t>
+      </w:r>
+      <w:r>
+        <w:t xml:space="preserve">в течение трёх лет</w:t>
+      </w:r>
+      <w:r>
+        <w:t xml:space="preserve">, как установлено статьёй 196 Гражданского кодекса Российской Федерации. Обработка данных ведётся согласно Федеральному закону от 27.07.2006 № 152-ФЗ </w:t>
+      </w:r>
+      <w:r>
+        <w:t xml:space="preserve">«О персональных данных»</w:t>
+      </w:r>
+      <w:r>
+        <w:t xml:space="preserve">. Товар поставляется под маркой </w:t>
+      </w:r>
+      <w:r>
+        <w:t xml:space="preserve">«Стандарт»</w:t>
+      </w:r>
+      <w:r>
+        <w:t xml:space="preserve">. Влажность определяется </w:t>
+      </w:r>
+      <w:r>
+        <w:t xml:space="preserve">по методу Кьельдаля</w:t>
+      </w:r>
+      <w:r>
+        <w:t xml:space="preserve">. Споры передаются на рассмотрение в Арбитражный суд </w:t>
+      </w:r>
+      <w:r>
+        <w:t xml:space="preserve">города Москвы</w:t>
+      </w:r>
+      <w:r>
+        <w:t xml:space="preserve">.</w:t>
+      </w:r>
+    </w:p>
     <w:tbl>
       <w:tblPr>
         <w:tblW w:w="9360" w:type="dxa"/>
@@ -581,95 +444,7 @@
           </w:tcPr>
           <w:p>
             <w:r>
-              <w:rPr>
-                <w:b/>
-              </w:rPr>
-              <w:t xml:space="preserve">Агент:</w:t>
-            </w:r>
-          </w:p>
-          <w:p>
-            <w:r>
-              <w:t xml:space="preserve">АО «Атлант»</w:t>
-            </w:r>
-          </w:p>
-          <w:p>
-            <w:r>
-              <w:t xml:space="preserve">Юридический адрес: </w:t>
-            </w:r>
-            <w:r>
-              <w:t xml:space="preserve">Сергиев Посад Баумана 48/3 кв 16</w:t>
-            </w:r>
-          </w:p>
-          <w:p>
-            <w:r>
-              <w:t xml:space="preserve">ИНН </w:t>
-            </w:r>
-            <w:r>
-              <w:t xml:space="preserve">0763201410</w:t>
-            </w:r>
-            <w:r>
-              <w:t xml:space="preserve"> КПП </w:t>
-            </w:r>
-            <w:r>
-              <w:t xml:space="preserve">619719213</w:t>
-            </w:r>
-          </w:p>
-          <w:p>
-            <w:r>
-              <w:t xml:space="preserve">ОГРН </w:t>
-            </w:r>
-            <w:r>
-              <w:t xml:space="preserve">1004251934521</w:t>
-            </w:r>
-          </w:p>
-          <w:p>
-            <w:r>
-              <w:t xml:space="preserve">р/с </w:t>
-            </w:r>
-            <w:r>
-              <w:t xml:space="preserve">40702810806374902378</w:t>
-            </w:r>
-            <w:r>
-              <w:t xml:space="preserve"> в ПАО Сбербанк</w:t>
-            </w:r>
-          </w:p>
-          <w:p>
-            <w:r>
-              <w:t xml:space="preserve">к/с </w:t>
-            </w:r>
-            <w:r>
-              <w:t xml:space="preserve">30101810400000000225</w:t>
-            </w:r>
-            <w:r>
-              <w:t xml:space="preserve"> БИК </w:t>
-            </w:r>
-            <w:r>
-              <w:t xml:space="preserve">044525225</w:t>
-            </w:r>
-          </w:p>
-          <w:p>
-            <w:r>
-              <w:t xml:space="preserve">Тел.: </w:t>
-            </w:r>
-            <w:r>
-              <w:t xml:space="preserve">+7 (843) 765-20-72</w:t>
-            </w:r>
-          </w:p>
-          <w:p>
-            <w:r>
-              <w:t xml:space="preserve">E-mail: </w:t>
-            </w:r>
-            <w:r>
-              <w:t xml:space="preserve">sidorova@sibtrans.ru</w:t>
-            </w:r>
-          </w:p>
-          <w:p/>
-          <w:p>
-            <w:r>
-              <w:t xml:space="preserve">Управляющий ______________ </w:t>
-            </w:r>
-            <w:r>
-              <w:t xml:space="preserve">Е. О. Сидорова</w:t>
+              <w:t xml:space="preserve">8</w:t>
             </w:r>
           </w:p>
         </w:tc>
@@ -679,6 +454,384 @@
           </w:tcPr>
           <w:p>
             <w:r>
+              <w:t xml:space="preserve">8073731135</w:t>
+            </w:r>
+          </w:p>
+        </w:tc>
+      </w:tr>
+    </w:tbl>
+    <w:p/>
+    <w:p>
+      <w:r>
+        <w:rPr>
+          <w:b/>
+        </w:rPr>
+        <w:t xml:space="preserve">3. МЕСТО И СРОКИ ИСПОЛНЕНИЯ</w:t>
+      </w:r>
+    </w:p>
+    <w:p>
+      <w:r>
+        <w:t xml:space="preserve">3.1. Место исполнения обязательств: </w:t>
+      </w:r>
+      <w:r>
+        <w:t xml:space="preserve">Одинцово Промышленная 44/4 кв 23</w:t>
+      </w:r>
+      <w:r>
+        <w:t xml:space="preserve">.</w:t>
+      </w:r>
+    </w:p>
+    <w:p>
+      <w:r>
+        <w:t xml:space="preserve">3.2. Уведомления направляются </w:t>
+      </w:r>
+      <w:r>
+        <w:t xml:space="preserve">Беляеву Олегу Олеговичу</w:t>
+      </w:r>
+      <w:r>
+        <w:t xml:space="preserve"> по телефону </w:t>
+      </w:r>
+      <w:r>
+        <w:t xml:space="preserve">+7 (812) 818-36-21</w:t>
+      </w:r>
+      <w:r>
+        <w:t xml:space="preserve">.</w:t>
+      </w:r>
+    </w:p>
+    <w:p>
+      <w:r>
+        <w:t xml:space="preserve">3.3. Срок исполнения обязательств — </w:t>
+      </w:r>
+      <w:r>
+        <w:t xml:space="preserve">не позднее 13.11.2026</w:t>
+      </w:r>
+      <w:r>
+        <w:t xml:space="preserve">.</w:t>
+      </w:r>
+    </w:p>
+    <w:p/>
+    <w:p>
+      <w:r>
+        <w:rPr>
+          <w:b/>
+        </w:rPr>
+        <w:t xml:space="preserve">4. ПРОЧИЕ УСЛОВИЯ</w:t>
+      </w:r>
+    </w:p>
+    <w:p>
+      <w:r>
+        <w:t xml:space="preserve">4.1. </w:t>
+      </w:r>
+      <w:r>
+        <w:t xml:space="preserve">Стороны несут ответственность за неисполнение или ненадлежащее исполнение обязательств в соответствии с законодательством Российской Федерации.</w:t>
+      </w:r>
+    </w:p>
+    <w:p>
+      <w:r>
+        <w:t xml:space="preserve">4.2. </w:t>
+      </w:r>
+      <w:r>
+        <w:t xml:space="preserve">Размер неустойки за нарушение сроков оплаты: </w:t>
+      </w:r>
+      <w:r>
+        <w:t xml:space="preserve">0,5 процента за каждый день просрочки</w:t>
+      </w:r>
+      <w:r>
+        <w:t xml:space="preserve">. Предельный размер ответственности: </w:t>
+      </w:r>
+      <w:r>
+        <w:t xml:space="preserve">1/300 ключевой ставки ЦБ РФ от цены Договора</w:t>
+      </w:r>
+      <w:r>
+        <w:t xml:space="preserve">.</w:t>
+      </w:r>
+    </w:p>
+    <w:p>
+      <w:r>
+        <w:t xml:space="preserve">4.3. </w:t>
+      </w:r>
+      <w:r>
+        <w:t xml:space="preserve">Стороны освобождаются от ответственности при наступлении обстоятельств непреодолимой силы, если они прямо повлияли на исполнение обязательств.</w:t>
+      </w:r>
+    </w:p>
+    <w:p>
+      <w:r>
+        <w:t xml:space="preserve">4.4. </w:t>
+      </w:r>
+      <w:r>
+        <w:t xml:space="preserve">Сторона, для которой создалась невозможность исполнения, обязана уведомить другую Сторону. Срок уведомления — </w:t>
+      </w:r>
+      <w:r>
+        <w:t xml:space="preserve">в течение 45 рабочих дней с момента поступления денежных средств на расчетный счет</w:t>
+      </w:r>
+      <w:r>
+        <w:t xml:space="preserve">.</w:t>
+      </w:r>
+    </w:p>
+    <w:p>
+      <w:r>
+        <w:t xml:space="preserve">4.5. </w:t>
+      </w:r>
+      <w:r>
+        <w:t xml:space="preserve">Все споры и разногласия решаются путём переговоров. Претензионный порядок обязателен, срок ответа на претензию — </w:t>
+      </w:r>
+      <w:r>
+        <w:t xml:space="preserve">в течение 45 (Сорока пяти) банковских дней</w:t>
+      </w:r>
+      <w:r>
+        <w:t xml:space="preserve">.</w:t>
+      </w:r>
+    </w:p>
+    <w:p/>
+    <w:p/>
+    <w:p>
+      <w:r>
+        <w:rPr>
+          <w:b/>
+        </w:rPr>
+        <w:t xml:space="preserve">10. ДОПОЛНИТЕЛЬНЫЕ СВЕДЕНИЯ О СТОРОНАХ</w:t>
+      </w:r>
+    </w:p>
+    <w:p>
+      <w:r>
+        <w:t xml:space="preserve">Дополнительный телефон: </w:t>
+      </w:r>
+      <w:r>
+        <w:t xml:space="preserve">+7 ­(383) 383-56​-70</w:t>
+      </w:r>
+    </w:p>
+    <w:p>
+      <w:r>
+        <w:t xml:space="preserve">Контактное лицо: </w:t>
+      </w:r>
+      <w:r>
+        <w:t xml:space="preserve">Беля­ев Ол⁠ег Олегович</w:t>
+      </w:r>
+    </w:p>
+    <w:p>
+      <w:r>
+        <w:t xml:space="preserve">Получатель уведомлений: </w:t>
+      </w:r>
+      <w:r>
+        <w:t xml:space="preserve">Беляев</w:t>
+        <w:br/>
+        <w:t xml:space="preserve">Олег Олегович</w:t>
+      </w:r>
+    </w:p>
+    <w:p>
+      <w:r>
+        <w:t xml:space="preserve">Счёт для возврата: </w:t>
+      </w:r>
+      <w:r>
+        <w:t xml:space="preserve">408028104</w:t>
+        <w:br/>
+        <w:t xml:space="preserve">45145901597</w:t>
+      </w:r>
+    </w:p>
+    <w:p/>
+    <w:p/>
+    <w:p>
+      <w:r>
+        <w:rPr>
+          <w:b/>
+        </w:rPr>
+        <w:t xml:space="preserve">9. КОНТРОЛЬНЫЕ ВЕЛИЧИНЫ</w:t>
+      </w:r>
+    </w:p>
+    <w:p>
+      <w:r>
+        <w:t xml:space="preserve">9.1. Контрольная запись: </w:t>
+      </w:r>
+      <w:r>
+        <w:rPr>
+          <w:b/>
+        </w:rPr>
+        <w:t xml:space="preserve">1/1</w:t>
+      </w:r>
+      <w:r>
+        <w:t xml:space="preserve">50 ключевой ставки ЦБ РФ от общей суммы счета</w:t>
+      </w:r>
+      <w:r>
+        <w:t xml:space="preserve">.</w:t>
+      </w:r>
+    </w:p>
+    <w:p>
+      <w:r>
+        <w:t xml:space="preserve">9.2. Контрольная запись: </w:t>
+      </w:r>
+      <w:r>
+        <w:rPr>
+          <w:b/>
+        </w:rPr>
+        <w:t xml:space="preserve">не позднее 21.02.20</w:t>
+      </w:r>
+      <w:r>
+        <w:t xml:space="preserve">26</w:t>
+      </w:r>
+      <w:r>
+        <w:t xml:space="preserve">.</w:t>
+      </w:r>
+    </w:p>
+    <w:p>
+      <w:r>
+        <w:t xml:space="preserve">9.3. Контрольная запись: </w:t>
+      </w:r>
+      <w:r>
+        <w:rPr>
+          <w:b/>
+        </w:rPr>
+        <w:t xml:space="preserve">73</w:t>
+      </w:r>
+      <w:r>
+        <w:t xml:space="preserve">993/239-сс</w:t>
+      </w:r>
+      <w:r>
+        <w:t xml:space="preserve">.</w:t>
+      </w:r>
+    </w:p>
+    <w:p>
+      <w:r>
+        <w:t xml:space="preserve">9.4. Контрольная запись: </w:t>
+      </w:r>
+      <w:r>
+        <w:t xml:space="preserve">не менее 30 0</w:t>
+        <w:br/>
+        <w:t xml:space="preserve">00 000 (Тридцати миллионов) RUB</w:t>
+      </w:r>
+      <w:r>
+        <w:t xml:space="preserve">.</w:t>
+      </w:r>
+    </w:p>
+    <w:p/>
+    <w:p>
+      <w:r>
+        <w:rPr>
+          <w:b/>
+        </w:rPr>
+        <w:t xml:space="preserve">РЕКВИЗИТЫ И ПОДПИСИ СТОРОН</w:t>
+      </w:r>
+    </w:p>
+    <w:p/>
+    <w:tbl>
+      <w:tblPr>
+        <w:tblW w:w="9360" w:type="dxa"/>
+        <w:tblBorders>
+          <w:top w:val="single" w:sz="4" w:color="auto"/>
+          <w:left w:val="single" w:sz="4" w:color="auto"/>
+          <w:bottom w:val="single" w:sz="4" w:color="auto"/>
+          <w:right w:val="single" w:sz="4" w:color="auto"/>
+          <w:insideH w:val="single" w:sz="4" w:color="auto"/>
+          <w:insideV w:val="single" w:sz="4" w:color="auto"/>
+        </w:tblBorders>
+      </w:tblPr>
+      <w:tblGrid>
+        <w:gridCol w:w="4680"/>
+        <w:gridCol w:w="4680"/>
+      </w:tblGrid>
+      <w:tr>
+        <w:tc>
+          <w:tcPr>
+            <w:tcW w:w="4680" w:type="dxa"/>
+          </w:tcPr>
+          <w:p>
+            <w:r>
+              <w:rPr>
+                <w:b/>
+              </w:rPr>
+              <w:t xml:space="preserve">Агент:</w:t>
+            </w:r>
+          </w:p>
+          <w:p>
+            <w:r>
+              <w:t xml:space="preserve">АО «Атлант»</w:t>
+            </w:r>
+          </w:p>
+          <w:p>
+            <w:r>
+              <w:t xml:space="preserve">Юридический адрес: </w:t>
+            </w:r>
+            <w:r>
+              <w:t xml:space="preserve">Нижний Новгород Лесная 65/2 кв 62</w:t>
+            </w:r>
+          </w:p>
+          <w:p>
+            <w:r>
+              <w:t xml:space="preserve">ИНН </w:t>
+            </w:r>
+            <w:r>
+              <w:t xml:space="preserve">0763201410</w:t>
+            </w:r>
+            <w:r>
+              <w:t xml:space="preserve"> КПП </w:t>
+            </w:r>
+            <w:r>
+              <w:t xml:space="preserve">619719213</w:t>
+            </w:r>
+          </w:p>
+          <w:p>
+            <w:r>
+              <w:t xml:space="preserve">ОГРН </w:t>
+            </w:r>
+            <w:r>
+              <w:t xml:space="preserve">1004251934521</w:t>
+            </w:r>
+          </w:p>
+          <w:p>
+            <w:r>
+              <w:t xml:space="preserve">р/с </w:t>
+            </w:r>
+            <w:r>
+              <w:t xml:space="preserve">40702810806374902378</w:t>
+            </w:r>
+            <w:r>
+              <w:t xml:space="preserve"> в ПАО Сбербанк</w:t>
+            </w:r>
+          </w:p>
+          <w:p>
+            <w:r>
+              <w:t xml:space="preserve">к/с </w:t>
+            </w:r>
+            <w:r>
+              <w:t xml:space="preserve">30101810400000000225</w:t>
+            </w:r>
+            <w:r>
+              <w:t xml:space="preserve"> БИК </w:t>
+            </w:r>
+            <w:r>
+              <w:t xml:space="preserve">044525225</w:t>
+            </w:r>
+          </w:p>
+          <w:p>
+            <w:r>
+              <w:t xml:space="preserve">Тел.: </w:t>
+            </w:r>
+            <w:r>
+              <w:t xml:space="preserve">+7 (499) 366-71-48</w:t>
+            </w:r>
+          </w:p>
+          <w:p>
+            <w:r>
+              <w:t xml:space="preserve">E-mail: </w:t>
+            </w:r>
+            <w:r>
+              <w:t xml:space="preserve">sidorova@inbox.ru</w:t>
+            </w:r>
+          </w:p>
+          <w:p/>
+          <w:p>
+            <w:r>
+              <w:t xml:space="preserve">Управляющий ______________ </w:t>
+            </w:r>
+            <w:r>
+              <w:t xml:space="preserve">Е. О. Сидорова</w:t>
+            </w:r>
+          </w:p>
+        </w:tc>
+        <w:tc>
+          <w:tcPr>
+            <w:tcW w:w="4680" w:type="dxa"/>
+          </w:tcPr>
+          <w:p>
+            <w:r>
               <w:rPr>
                 <w:b/>
               </w:rPr>
@@ -698,7 +851,7 @@
               <w:t xml:space="preserve">Адрес регистрации: </w:t>
             </w:r>
             <w:r>
-              <w:t xml:space="preserve">Москва, Ленина 37</w:t>
+              <w:t xml:space="preserve">Одинцово Заречная 7/3 кв 5</w:t>
             </w:r>
           </w:p>
           <w:p>
@@ -737,7 +890,7 @@
               <w:t xml:space="preserve">Тел.: </w:t>
             </w:r>
             <w:r>
-              <w:t xml:space="preserve">+7 (383) 417-80-72</w:t>
+              <w:t xml:space="preserve">+7 (383) 934-82-11</w:t>
             </w:r>
           </w:p>
           <w:p>
@@ -745,7 +898,7 @@
               <w:t xml:space="preserve">E-mail: </w:t>
             </w:r>
             <w:r>
-              <w:t xml:space="preserve">belyaev@mail.ru</w:t>
+              <w:t xml:space="preserve">belyaev@sibtrans.ru</w:t>
             </w:r>
           </w:p>
           <w:p/>
@@ -888,7 +1041,7 @@
       <w:t xml:space="preserve">АО «Атлант» · </w:t>
     </w:r>
     <w:r>
-      <w:t xml:space="preserve">+7 (846) 613-34-71</w:t>
+      <w:t xml:space="preserve">+7 (495) 729-18-87</w:t>
     </w:r>
     <w:r>
       <w:t xml:space="preserve"> · </w:t>

--- a/tests/corpus_v2/docs/agency_0002.docx
+++ b/tests/corpus_v2/docs/agency_0002.docx
@@ -45,13 +45,13 @@
     <w:p/>
     <w:p>
       <w:r>
-        <w:t xml:space="preserve">АО «Атлант»</w:t>
-      </w:r>
-      <w:r>
-        <w:t xml:space="preserve">, именуемое в дальнейшем «Агент», в лице директора </w:t>
-      </w:r>
-      <w:r>
-        <w:t xml:space="preserve">Е.О.Сидорова</w:t>
+        <w:t xml:space="preserve">ООО «Медведев»</w:t>
+      </w:r>
+      <w:r>
+        <w:t xml:space="preserve">, именуемое в дальнейшем «Агент», в лице управляющего </w:t>
+      </w:r>
+      <w:r>
+        <w:t xml:space="preserve">Тер-Петросяна Артура Ашотовича</w:t>
       </w:r>
       <w:r>
         <w:t xml:space="preserve">, действующего на основании </w:t>
@@ -474,7 +474,7 @@
         <w:t xml:space="preserve">3.1. Место исполнения обязательств: </w:t>
       </w:r>
       <w:r>
-        <w:t xml:space="preserve">Одинцово Промышленная 44/4 кв 23</w:t>
+        <w:t xml:space="preserve">проезд Промышленная, д. 44, пгт. Софрино, Республика Татарстан</w:t>
       </w:r>
       <w:r>
         <w:t xml:space="preserve">.</w:t>
@@ -491,7 +491,7 @@
         <w:t xml:space="preserve"> по телефону </w:t>
       </w:r>
       <w:r>
-        <w:t xml:space="preserve">+7 (812) 818-36-21</w:t>
+        <w:t xml:space="preserve">+7 (846) 985-61-32</w:t>
       </w:r>
       <w:r>
         <w:t xml:space="preserve">.</w:t>
@@ -502,7 +502,7 @@
         <w:t xml:space="preserve">3.3. Срок исполнения обязательств — </w:t>
       </w:r>
       <w:r>
-        <w:t xml:space="preserve">не позднее 13.11.2026</w:t>
+        <w:t xml:space="preserve">не позднее 12.12.2025</w:t>
       </w:r>
       <w:r>
         <w:t xml:space="preserve">.</w:t>
@@ -561,7 +561,7 @@
         <w:t xml:space="preserve">Сторона, для которой создалась невозможность исполнения, обязана уведомить другую Сторону. Срок уведомления — </w:t>
       </w:r>
       <w:r>
-        <w:t xml:space="preserve">в течение 45 рабочих дней с момента поступления денежных средств на расчетный счет</w:t>
+        <w:t xml:space="preserve">в течение 5 рабочих дней с момента поступления денежных средств на расчетный счет</w:t>
       </w:r>
       <w:r>
         <w:t xml:space="preserve">.</w:t>
@@ -575,7 +575,7 @@
         <w:t xml:space="preserve">Все споры и разногласия решаются путём переговоров. Претензионный порядок обязателен, срок ответа на претензию — </w:t>
       </w:r>
       <w:r>
-        <w:t xml:space="preserve">в течение 45 (Сорока пяти) банковских дней</w:t>
+        <w:t xml:space="preserve">в течение 30 (Тридцати) банковских дней</w:t>
       </w:r>
       <w:r>
         <w:t xml:space="preserve">.</w:t>
@@ -596,7 +596,7 @@
         <w:t xml:space="preserve">Дополнительный телефон: </w:t>
       </w:r>
       <w:r>
-        <w:t xml:space="preserve">+7 ­(383) 383-56​-70</w:t>
+        <w:t xml:space="preserve">+7 (846) ​409-7‍2-69</w:t>
       </w:r>
     </w:p>
     <w:p>
@@ -604,7 +604,7 @@
         <w:t xml:space="preserve">Контактное лицо: </w:t>
       </w:r>
       <w:r>
-        <w:t xml:space="preserve">Беля­ев Ол⁠ег Олегович</w:t>
+        <w:t xml:space="preserve">Бел⁠яев Олег ​Олегович</w:t>
       </w:r>
     </w:p>
     <w:p>
@@ -662,7 +662,7 @@
         <w:rPr>
           <w:b/>
         </w:rPr>
-        <w:t xml:space="preserve">не позднее 21.02.20</w:t>
+        <w:t xml:space="preserve">не позднее 19.11.20</w:t>
       </w:r>
       <w:r>
         <w:t xml:space="preserve">26</w:t>
@@ -679,10 +679,10 @@
         <w:rPr>
           <w:b/>
         </w:rPr>
-        <w:t xml:space="preserve">73</w:t>
-      </w:r>
-      <w:r>
-        <w:t xml:space="preserve">993/239-сс</w:t>
+        <w:t xml:space="preserve">95</w:t>
+      </w:r>
+      <w:r>
+        <w:t xml:space="preserve">242/082-сс</w:t>
       </w:r>
       <w:r>
         <w:t xml:space="preserve">.</w:t>
@@ -693,9 +693,9 @@
         <w:t xml:space="preserve">9.4. Контрольная запись: </w:t>
       </w:r>
       <w:r>
-        <w:t xml:space="preserve">не менее 30 0</w:t>
+        <w:t xml:space="preserve">не менее 29 0</w:t>
         <w:br/>
-        <w:t xml:space="preserve">00 000 (Тридцати миллионов) RUB</w:t>
+        <w:t xml:space="preserve">00 (Двадцати девяти тысяч) RUB</w:t>
       </w:r>
       <w:r>
         <w:t xml:space="preserve">.</w:t>
@@ -742,7 +742,7 @@
           </w:p>
           <w:p>
             <w:r>
-              <w:t xml:space="preserve">АО «Атлант»</w:t>
+              <w:t xml:space="preserve">ООО «Медведев»</w:t>
             </w:r>
           </w:p>
           <w:p>
@@ -750,7 +750,7 @@
               <w:t xml:space="preserve">Юридический адрес: </w:t>
             </w:r>
             <w:r>
-              <w:t xml:space="preserve">Нижний Новгород Лесная 65/2 кв 62</w:t>
+              <w:t xml:space="preserve">пер. Полевая, д. 71, рп. Обухово, Московская обл.</w:t>
             </w:r>
           </w:p>
           <w:p>
@@ -758,13 +758,13 @@
               <w:t xml:space="preserve">ИНН </w:t>
             </w:r>
             <w:r>
-              <w:t xml:space="preserve">0763201410</w:t>
+              <w:t xml:space="preserve">8907632013</w:t>
             </w:r>
             <w:r>
               <w:t xml:space="preserve"> КПП </w:t>
             </w:r>
             <w:r>
-              <w:t xml:space="preserve">619719213</w:t>
+              <w:t xml:space="preserve">594710325</w:t>
             </w:r>
           </w:p>
           <w:p>
@@ -772,7 +772,7 @@
               <w:t xml:space="preserve">ОГРН </w:t>
             </w:r>
             <w:r>
-              <w:t xml:space="preserve">1004251934521</w:t>
+              <w:t xml:space="preserve">1230042519343</w:t>
             </w:r>
           </w:p>
           <w:p>
@@ -780,7 +780,7 @@
               <w:t xml:space="preserve">р/с </w:t>
             </w:r>
             <w:r>
-              <w:t xml:space="preserve">40702810806374902378</w:t>
+              <w:t xml:space="preserve">40702810052063749023</w:t>
             </w:r>
             <w:r>
               <w:t xml:space="preserve"> в ПАО Сбербанк</w:t>
@@ -805,7 +805,7 @@
               <w:t xml:space="preserve">Тел.: </w:t>
             </w:r>
             <w:r>
-              <w:t xml:space="preserve">+7 (499) 366-71-48</w:t>
+              <w:t xml:space="preserve">+7 (499) 993-71-95</w:t>
             </w:r>
           </w:p>
           <w:p>
@@ -813,7 +813,7 @@
               <w:t xml:space="preserve">E-mail: </w:t>
             </w:r>
             <w:r>
-              <w:t xml:space="preserve">sidorova@inbox.ru</w:t>
+              <w:t xml:space="preserve">ter.petrosyan@yandex.ru</w:t>
             </w:r>
           </w:p>
           <w:p/>
@@ -822,7 +822,7 @@
               <w:t xml:space="preserve">Управляющий ______________ </w:t>
             </w:r>
             <w:r>
-              <w:t xml:space="preserve">Е. О. Сидорова</w:t>
+              <w:t xml:space="preserve">А. А. Тер-Петросян</w:t>
             </w:r>
           </w:p>
         </w:tc>
@@ -851,7 +851,7 @@
               <w:t xml:space="preserve">Адрес регистрации: </w:t>
             </w:r>
             <w:r>
-              <w:t xml:space="preserve">Одинцово Заречная 7/3 кв 5</w:t>
+              <w:t xml:space="preserve">бул. Октябрьская, д. 57, д. Малые Вязёмы, Новосибирская обл.</w:t>
             </w:r>
           </w:p>
           <w:p>
@@ -890,7 +890,7 @@
               <w:t xml:space="preserve">Тел.: </w:t>
             </w:r>
             <w:r>
-              <w:t xml:space="preserve">+7 (383) 934-82-11</w:t>
+              <w:t xml:space="preserve">+7 (495) 809-49-14</w:t>
             </w:r>
           </w:p>
           <w:p>
@@ -898,7 +898,7 @@
               <w:t xml:space="preserve">E-mail: </w:t>
             </w:r>
             <w:r>
-              <w:t xml:space="preserve">belyaev@sibtrans.ru</w:t>
+              <w:t xml:space="preserve">belyaev@romashka.ru</w:t>
             </w:r>
           </w:p>
           <w:p/>
@@ -1008,7 +1008,7 @@
         <w:t xml:space="preserve">Агент: _______________ /</w:t>
       </w:r>
       <w:r>
-        <w:t xml:space="preserve">Сидорова Е. О.</w:t>
+        <w:t xml:space="preserve">Тер-Петросян А. А.</w:t>
       </w:r>
       <w:r>
         <w:t xml:space="preserve">/</w:t>
@@ -1038,16 +1038,16 @@
 <w:hdr xmlns:w="http://schemas.openxmlformats.org/wordprocessingml/2006/main" xmlns:r="http://schemas.openxmlformats.org/officeDocument/2006/relationships" xmlns:v="urn:schemas-microsoft-com:vml" xmlns:w10="urn:schemas-microsoft-com:office:word" xmlns:o="urn:schemas-microsoft-com:office:office">
   <w:p>
     <w:r>
-      <w:t xml:space="preserve">АО «Атлант» · </w:t>
+      <w:t xml:space="preserve">ООО «Медведев» · </w:t>
     </w:r>
     <w:r>
-      <w:t xml:space="preserve">+7 (495) 729-18-87</w:t>
+      <w:t xml:space="preserve">+7 (846) 733-66-17</w:t>
     </w:r>
     <w:r>
       <w:t xml:space="preserve"> · </w:t>
     </w:r>
     <w:r>
-      <w:t xml:space="preserve">sidorova@yandex.ru</w:t>
+      <w:t xml:space="preserve">ter.petrosyan@mail.ru</w:t>
     </w:r>
   </w:p>
 </w:hdr>

--- a/tests/corpus_v2/docs/agency_0002.docx
+++ b/tests/corpus_v2/docs/agency_0002.docx
@@ -460,257 +460,34 @@
         </w:tc>
       </w:tr>
     </w:tbl>
-    <w:p/>
-    <w:p>
-      <w:r>
-        <w:rPr>
-          <w:b/>
-        </w:rPr>
-        <w:t xml:space="preserve">3. МЕСТО И СРОКИ ИСПОЛНЕНИЯ</w:t>
-      </w:r>
-    </w:p>
-    <w:p>
-      <w:r>
-        <w:t xml:space="preserve">3.1. Место исполнения обязательств: </w:t>
-      </w:r>
-      <w:r>
-        <w:t xml:space="preserve">проезд Промышленная, д. 44, пгт. Софрино, Республика Татарстан</w:t>
-      </w:r>
-      <w:r>
-        <w:t xml:space="preserve">.</w:t>
-      </w:r>
-    </w:p>
-    <w:p>
-      <w:r>
-        <w:t xml:space="preserve">3.2. Уведомления направляются </w:t>
-      </w:r>
-      <w:r>
-        <w:t xml:space="preserve">Беляеву Олегу Олеговичу</w:t>
-      </w:r>
-      <w:r>
-        <w:t xml:space="preserve"> по телефону </w:t>
-      </w:r>
-      <w:r>
-        <w:t xml:space="preserve">+7 (846) 985-61-32</w:t>
-      </w:r>
-      <w:r>
-        <w:t xml:space="preserve">.</w:t>
-      </w:r>
-    </w:p>
-    <w:p>
-      <w:r>
-        <w:t xml:space="preserve">3.3. Срок исполнения обязательств — </w:t>
-      </w:r>
-      <w:r>
-        <w:t xml:space="preserve">не позднее 12.12.2025</w:t>
-      </w:r>
-      <w:r>
-        <w:t xml:space="preserve">.</w:t>
-      </w:r>
-    </w:p>
-    <w:p/>
-    <w:p>
-      <w:r>
-        <w:rPr>
-          <w:b/>
-        </w:rPr>
-        <w:t xml:space="preserve">4. ПРОЧИЕ УСЛОВИЯ</w:t>
-      </w:r>
-    </w:p>
-    <w:p>
-      <w:r>
-        <w:t xml:space="preserve">4.1. </w:t>
-      </w:r>
-      <w:r>
-        <w:t xml:space="preserve">Стороны несут ответственность за неисполнение или ненадлежащее исполнение обязательств в соответствии с законодательством Российской Федерации.</w:t>
-      </w:r>
-    </w:p>
-    <w:p>
-      <w:r>
-        <w:t xml:space="preserve">4.2. </w:t>
-      </w:r>
-      <w:r>
-        <w:t xml:space="preserve">Размер неустойки за нарушение сроков оплаты: </w:t>
-      </w:r>
-      <w:r>
-        <w:t xml:space="preserve">0,5 процента за каждый день просрочки</w:t>
-      </w:r>
-      <w:r>
-        <w:t xml:space="preserve">. Предельный размер ответственности: </w:t>
-      </w:r>
-      <w:r>
-        <w:t xml:space="preserve">1/300 ключевой ставки ЦБ РФ от цены Договора</w:t>
-      </w:r>
-      <w:r>
-        <w:t xml:space="preserve">.</w:t>
-      </w:r>
-    </w:p>
-    <w:p>
-      <w:r>
-        <w:t xml:space="preserve">4.3. </w:t>
-      </w:r>
-      <w:r>
-        <w:t xml:space="preserve">Стороны освобождаются от ответственности при наступлении обстоятельств непреодолимой силы, если они прямо повлияли на исполнение обязательств.</w:t>
-      </w:r>
-    </w:p>
-    <w:p>
-      <w:r>
-        <w:t xml:space="preserve">4.4. </w:t>
-      </w:r>
-      <w:r>
-        <w:t xml:space="preserve">Сторона, для которой создалась невозможность исполнения, обязана уведомить другую Сторону. Срок уведомления — </w:t>
-      </w:r>
-      <w:r>
-        <w:t xml:space="preserve">в течение 5 рабочих дней с момента поступления денежных средств на расчетный счет</w:t>
-      </w:r>
-      <w:r>
-        <w:t xml:space="preserve">.</w:t>
-      </w:r>
-    </w:p>
-    <w:p>
-      <w:r>
-        <w:t xml:space="preserve">4.5. </w:t>
-      </w:r>
-      <w:r>
-        <w:t xml:space="preserve">Все споры и разногласия решаются путём переговоров. Претензионный порядок обязателен, срок ответа на претензию — </w:t>
-      </w:r>
-      <w:r>
-        <w:t xml:space="preserve">в течение 30 (Тридцати) банковских дней</w:t>
-      </w:r>
-      <w:r>
-        <w:t xml:space="preserve">.</w:t>
-      </w:r>
-    </w:p>
-    <w:p/>
-    <w:p/>
-    <w:p>
-      <w:r>
-        <w:rPr>
-          <w:b/>
-        </w:rPr>
-        <w:t xml:space="preserve">10. ДОПОЛНИТЕЛЬНЫЕ СВЕДЕНИЯ О СТОРОНАХ</w:t>
-      </w:r>
-    </w:p>
-    <w:p>
-      <w:r>
-        <w:t xml:space="preserve">Дополнительный телефон: </w:t>
-      </w:r>
-      <w:r>
-        <w:t xml:space="preserve">+7 (846) ​409-7‍2-69</w:t>
-      </w:r>
-    </w:p>
-    <w:p>
-      <w:r>
-        <w:t xml:space="preserve">Контактное лицо: </w:t>
-      </w:r>
-      <w:r>
-        <w:t xml:space="preserve">Бел⁠яев Олег ​Олегович</w:t>
-      </w:r>
-    </w:p>
-    <w:p>
-      <w:r>
-        <w:t xml:space="preserve">Получатель уведомлений: </w:t>
-      </w:r>
-      <w:r>
-        <w:t xml:space="preserve">Беляев</w:t>
-        <w:br/>
-        <w:t xml:space="preserve">Олег Олегович</w:t>
-      </w:r>
-    </w:p>
-    <w:p>
-      <w:r>
-        <w:t xml:space="preserve">Счёт для возврата: </w:t>
-      </w:r>
-      <w:r>
-        <w:t xml:space="preserve">408028104</w:t>
-        <w:br/>
-        <w:t xml:space="preserve">45145901597</w:t>
-      </w:r>
-    </w:p>
-    <w:p/>
-    <w:p/>
-    <w:p>
-      <w:r>
-        <w:rPr>
-          <w:b/>
-        </w:rPr>
-        <w:t xml:space="preserve">9. КОНТРОЛЬНЫЕ ВЕЛИЧИНЫ</w:t>
-      </w:r>
-    </w:p>
-    <w:p>
-      <w:r>
-        <w:t xml:space="preserve">9.1. Контрольная запись: </w:t>
-      </w:r>
-      <w:r>
-        <w:rPr>
-          <w:b/>
-        </w:rPr>
-        <w:t xml:space="preserve">1/1</w:t>
-      </w:r>
-      <w:r>
-        <w:t xml:space="preserve">50 ключевой ставки ЦБ РФ от общей суммы счета</w:t>
-      </w:r>
-      <w:r>
-        <w:t xml:space="preserve">.</w:t>
-      </w:r>
-    </w:p>
-    <w:p>
-      <w:r>
-        <w:t xml:space="preserve">9.2. Контрольная запись: </w:t>
-      </w:r>
-      <w:r>
-        <w:rPr>
-          <w:b/>
-        </w:rPr>
-        <w:t xml:space="preserve">не позднее 19.11.20</w:t>
-      </w:r>
-      <w:r>
-        <w:t xml:space="preserve">26</w:t>
-      </w:r>
-      <w:r>
-        <w:t xml:space="preserve">.</w:t>
-      </w:r>
-    </w:p>
-    <w:p>
-      <w:r>
-        <w:t xml:space="preserve">9.3. Контрольная запись: </w:t>
-      </w:r>
-      <w:r>
-        <w:rPr>
-          <w:b/>
-        </w:rPr>
-        <w:t xml:space="preserve">95</w:t>
-      </w:r>
-      <w:r>
-        <w:t xml:space="preserve">242/082-сс</w:t>
-      </w:r>
-      <w:r>
-        <w:t xml:space="preserve">.</w:t>
-      </w:r>
-    </w:p>
-    <w:p>
-      <w:r>
-        <w:t xml:space="preserve">9.4. Контрольная запись: </w:t>
-      </w:r>
-      <w:r>
-        <w:t xml:space="preserve">не менее 29 0</w:t>
-        <w:br/>
-        <w:t xml:space="preserve">00 (Двадцати девяти тысяч) RUB</w:t>
-      </w:r>
-      <w:r>
-        <w:t xml:space="preserve">.</w:t>
-      </w:r>
-    </w:p>
-    <w:p/>
-    <w:p>
-      <w:r>
-        <w:rPr>
-          <w:b/>
-        </w:rPr>
-        <w:t xml:space="preserve">РЕКВИЗИТЫ И ПОДПИСИ СТОРОН</w:t>
-      </w:r>
-    </w:p>
-    <w:p/>
+    <w:p>
+      <w:r>
+        <w:t xml:space="preserve">2.8. </w:t>
+      </w:r>
+      <w:r>
+        <w:t xml:space="preserve">Платёж по налогу перечисляется на код бюджетной классификации </w:t>
+      </w:r>
+      <w:r>
+        <w:t xml:space="preserve">182 101 010 110 110 001 10</w:t>
+      </w:r>
+      <w:r>
+        <w:t xml:space="preserve">, получатель — территориальный орган Федерального казначейства.</w:t>
+      </w:r>
+    </w:p>
+    <w:p>
+      <w:r>
+        <w:t xml:space="preserve">2.9. </w:t>
+      </w:r>
+      <w:r>
+        <w:t xml:space="preserve">Полномочия подтверждаются свидетельством о рождении, выдано </w:t>
+      </w:r>
+      <w:r>
+        <w:t xml:space="preserve">25.05.2023</w:t>
+      </w:r>
+      <w:r>
+        <w:t xml:space="preserve"> отделом ЗАГС.</w:t>
+      </w:r>
+    </w:p>
     <w:tbl>
       <w:tblPr>
         <w:tblW w:w="9360" w:type="dxa"/>
@@ -734,95 +511,7 @@
           </w:tcPr>
           <w:p>
             <w:r>
-              <w:rPr>
-                <w:b/>
-              </w:rPr>
-              <w:t xml:space="preserve">Агент:</w:t>
-            </w:r>
-          </w:p>
-          <w:p>
-            <w:r>
-              <w:t xml:space="preserve">ООО «Медведев»</w:t>
-            </w:r>
-          </w:p>
-          <w:p>
-            <w:r>
-              <w:t xml:space="preserve">Юридический адрес: </w:t>
-            </w:r>
-            <w:r>
-              <w:t xml:space="preserve">пер. Полевая, д. 71, рп. Обухово, Московская обл.</w:t>
-            </w:r>
-          </w:p>
-          <w:p>
-            <w:r>
-              <w:t xml:space="preserve">ИНН </w:t>
-            </w:r>
-            <w:r>
-              <w:t xml:space="preserve">8907632013</w:t>
-            </w:r>
-            <w:r>
-              <w:t xml:space="preserve"> КПП </w:t>
-            </w:r>
-            <w:r>
-              <w:t xml:space="preserve">594710325</w:t>
-            </w:r>
-          </w:p>
-          <w:p>
-            <w:r>
-              <w:t xml:space="preserve">ОГРН </w:t>
-            </w:r>
-            <w:r>
-              <w:t xml:space="preserve">1230042519343</w:t>
-            </w:r>
-          </w:p>
-          <w:p>
-            <w:r>
-              <w:t xml:space="preserve">р/с </w:t>
-            </w:r>
-            <w:r>
-              <w:t xml:space="preserve">40702810052063749023</w:t>
-            </w:r>
-            <w:r>
-              <w:t xml:space="preserve"> в ПАО Сбербанк</w:t>
-            </w:r>
-          </w:p>
-          <w:p>
-            <w:r>
-              <w:t xml:space="preserve">к/с </w:t>
-            </w:r>
-            <w:r>
-              <w:t xml:space="preserve">30101810400000000225</w:t>
-            </w:r>
-            <w:r>
-              <w:t xml:space="preserve"> БИК </w:t>
-            </w:r>
-            <w:r>
-              <w:t xml:space="preserve">044525225</w:t>
-            </w:r>
-          </w:p>
-          <w:p>
-            <w:r>
-              <w:t xml:space="preserve">Тел.: </w:t>
-            </w:r>
-            <w:r>
-              <w:t xml:space="preserve">+7 (499) 993-71-95</w:t>
-            </w:r>
-          </w:p>
-          <w:p>
-            <w:r>
-              <w:t xml:space="preserve">E-mail: </w:t>
-            </w:r>
-            <w:r>
-              <w:t xml:space="preserve">ter.petrosyan@yandex.ru</w:t>
-            </w:r>
-          </w:p>
-          <w:p/>
-          <w:p>
-            <w:r>
-              <w:t xml:space="preserve">Управляющий ______________ </w:t>
-            </w:r>
-            <w:r>
-              <w:t xml:space="preserve">А. А. Тер-Петросян</w:t>
+              <w:t xml:space="preserve">8</w:t>
             </w:r>
           </w:p>
         </w:tc>
@@ -832,6 +521,412 @@
           </w:tcPr>
           <w:p>
             <w:r>
+              <w:t xml:space="preserve">РУБ.</w:t>
+            </w:r>
+          </w:p>
+        </w:tc>
+      </w:tr>
+    </w:tbl>
+    <w:p>
+      <w:r>
+        <w:t xml:space="preserve">2.10. </w:t>
+      </w:r>
+      <w:r>
+        <w:t xml:space="preserve">Поставке подлежит насос модели </w:t>
+      </w:r>
+      <w:r>
+        <w:t xml:space="preserve">ЭЦВ-6-10-80h</w:t>
+      </w:r>
+      <w:r>
+        <w:t xml:space="preserve"> и кабель марки </w:t>
+      </w:r>
+      <w:r>
+        <w:t xml:space="preserve">ВВГнг(А)-LSt</w:t>
+      </w:r>
+      <w:r>
+        <w:t xml:space="preserve">.</w:t>
+      </w:r>
+    </w:p>
+    <w:p/>
+    <w:p>
+      <w:r>
+        <w:rPr>
+          <w:b/>
+        </w:rPr>
+        <w:t xml:space="preserve">3. МЕСТО И СРОКИ ИСПОЛНЕНИЯ</w:t>
+      </w:r>
+    </w:p>
+    <w:p>
+      <w:r>
+        <w:t xml:space="preserve">3.1. Место исполнения обязательств: </w:t>
+      </w:r>
+      <w:r>
+        <w:t xml:space="preserve">просп. Промышленная, д. 47, тер. СНТ «Родник», Тверская обл.</w:t>
+      </w:r>
+      <w:r>
+        <w:t xml:space="preserve">.</w:t>
+      </w:r>
+    </w:p>
+    <w:p>
+      <w:r>
+        <w:t xml:space="preserve">3.2. Уведомления направляются </w:t>
+      </w:r>
+      <w:r>
+        <w:t xml:space="preserve">Беляеву Олегу Олеговичу</w:t>
+      </w:r>
+      <w:r>
+        <w:t xml:space="preserve"> по телефону </w:t>
+      </w:r>
+      <w:r>
+        <w:t xml:space="preserve">+7 (495) 500-97-48</w:t>
+      </w:r>
+      <w:r>
+        <w:t xml:space="preserve">.</w:t>
+      </w:r>
+    </w:p>
+    <w:p>
+      <w:r>
+        <w:t xml:space="preserve">3.3. Срок исполнения обязательств — </w:t>
+      </w:r>
+      <w:r>
+        <w:t xml:space="preserve">не позднее 16.08.2026</w:t>
+      </w:r>
+      <w:r>
+        <w:t xml:space="preserve">.</w:t>
+      </w:r>
+    </w:p>
+    <w:p/>
+    <w:p>
+      <w:r>
+        <w:rPr>
+          <w:b/>
+        </w:rPr>
+        <w:t xml:space="preserve">4. ПРОЧИЕ УСЛОВИЯ</w:t>
+      </w:r>
+    </w:p>
+    <w:p>
+      <w:r>
+        <w:t xml:space="preserve">4.1. </w:t>
+      </w:r>
+      <w:r>
+        <w:t xml:space="preserve">Стороны несут ответственность за неисполнение или ненадлежащее исполнение обязательств в соответствии с законодательством Российской Федерации.</w:t>
+      </w:r>
+    </w:p>
+    <w:p>
+      <w:r>
+        <w:t xml:space="preserve">4.2. </w:t>
+      </w:r>
+      <w:r>
+        <w:t xml:space="preserve">Размер неустойки за нарушение сроков оплаты: </w:t>
+      </w:r>
+      <w:r>
+        <w:t xml:space="preserve">0,5 процента за каждый день просрочки</w:t>
+      </w:r>
+      <w:r>
+        <w:t xml:space="preserve">. Предельный размер ответственности: </w:t>
+      </w:r>
+      <w:r>
+        <w:t xml:space="preserve">1/300 ключевой ставки ЦБ РФ от цены Договора</w:t>
+      </w:r>
+      <w:r>
+        <w:t xml:space="preserve">.</w:t>
+      </w:r>
+    </w:p>
+    <w:p>
+      <w:r>
+        <w:t xml:space="preserve">4.3. </w:t>
+      </w:r>
+      <w:r>
+        <w:t xml:space="preserve">Стороны освобождаются от ответственности при наступлении обстоятельств непреодолимой силы, если они прямо повлияли на исполнение обязательств.</w:t>
+      </w:r>
+    </w:p>
+    <w:p>
+      <w:r>
+        <w:t xml:space="preserve">4.4. </w:t>
+      </w:r>
+      <w:r>
+        <w:t xml:space="preserve">Сторона, для которой создалась невозможность исполнения, обязана уведомить другую Сторону. Срок уведомления — </w:t>
+      </w:r>
+      <w:r>
+        <w:t xml:space="preserve">в течение 20 рабочих дней с момента поступления денежных средств на расчетный счет</w:t>
+      </w:r>
+      <w:r>
+        <w:t xml:space="preserve">.</w:t>
+      </w:r>
+    </w:p>
+    <w:p>
+      <w:r>
+        <w:t xml:space="preserve">4.5. </w:t>
+      </w:r>
+      <w:r>
+        <w:t xml:space="preserve">Все споры и разногласия решаются путём переговоров. Претензионный порядок обязателен, срок ответа на претензию — </w:t>
+      </w:r>
+      <w:r>
+        <w:t xml:space="preserve">в течение 45 (Сорока пяти) банковских дней</w:t>
+      </w:r>
+      <w:r>
+        <w:t xml:space="preserve">.</w:t>
+      </w:r>
+    </w:p>
+    <w:p/>
+    <w:p/>
+    <w:p>
+      <w:r>
+        <w:rPr>
+          <w:b/>
+        </w:rPr>
+        <w:t xml:space="preserve">10. ДОПОЛНИТЕЛЬНЫЕ СВЕДЕНИЯ О СТОРОНАХ</w:t>
+      </w:r>
+    </w:p>
+    <w:p>
+      <w:r>
+        <w:t xml:space="preserve">Дополнительный телефон: </w:t>
+      </w:r>
+      <w:r>
+        <w:t xml:space="preserve">+7 (⁠495) 6‍96-57-45</w:t>
+      </w:r>
+    </w:p>
+    <w:p>
+      <w:r>
+        <w:t xml:space="preserve">Контактное лицо: </w:t>
+      </w:r>
+      <w:r>
+        <w:t xml:space="preserve">Бел‍яев Олег Олег ович</w:t>
+      </w:r>
+    </w:p>
+    <w:p>
+      <w:r>
+        <w:t xml:space="preserve">Получатель уведомлений: </w:t>
+      </w:r>
+      <w:r>
+        <w:t xml:space="preserve">Беляев</w:t>
+        <w:br/>
+        <w:t xml:space="preserve">Олег Олегович</w:t>
+      </w:r>
+    </w:p>
+    <w:p>
+      <w:r>
+        <w:t xml:space="preserve">Счёт для возврата: </w:t>
+      </w:r>
+      <w:r>
+        <w:t xml:space="preserve">408028104</w:t>
+        <w:br/>
+        <w:t xml:space="preserve">45145901597</w:t>
+      </w:r>
+    </w:p>
+    <w:p/>
+    <w:p/>
+    <w:p>
+      <w:r>
+        <w:rPr>
+          <w:b/>
+        </w:rPr>
+        <w:t xml:space="preserve">9. КОНТРОЛЬНЫЕ ВЕЛИЧИНЫ</w:t>
+      </w:r>
+    </w:p>
+    <w:p>
+      <w:r>
+        <w:t xml:space="preserve">9.1. Контрольная запись: </w:t>
+      </w:r>
+      <w:r>
+        <w:rPr>
+          <w:b/>
+        </w:rPr>
+        <w:t xml:space="preserve">1/1</w:t>
+      </w:r>
+      <w:r>
+        <w:t xml:space="preserve">50 ключевой ставки ЦБ РФ от общей суммы счета</w:t>
+      </w:r>
+      <w:r>
+        <w:t xml:space="preserve">.</w:t>
+      </w:r>
+    </w:p>
+    <w:p>
+      <w:r>
+        <w:t xml:space="preserve">9.2. Контрольная запись: </w:t>
+      </w:r>
+      <w:r>
+        <w:rPr>
+          <w:b/>
+        </w:rPr>
+        <w:t xml:space="preserve">не позднее 01.12.20</w:t>
+      </w:r>
+      <w:r>
+        <w:t xml:space="preserve">26</w:t>
+      </w:r>
+      <w:r>
+        <w:t xml:space="preserve">.</w:t>
+      </w:r>
+    </w:p>
+    <w:p>
+      <w:r>
+        <w:t xml:space="preserve">9.3. Контрольная запись: </w:t>
+      </w:r>
+      <w:r>
+        <w:rPr>
+          <w:b/>
+        </w:rPr>
+        <w:t xml:space="preserve">78</w:t>
+      </w:r>
+      <w:r>
+        <w:t xml:space="preserve">649/318-сс</w:t>
+      </w:r>
+      <w:r>
+        <w:t xml:space="preserve">.</w:t>
+      </w:r>
+    </w:p>
+    <w:p>
+      <w:r>
+        <w:t xml:space="preserve">9.4. Контрольная запись: </w:t>
+      </w:r>
+      <w:r>
+        <w:t xml:space="preserve">не менее 76 8</w:t>
+        <w:br/>
+        <w:t xml:space="preserve">00 000 (Семидесяти шести миллионов восьмисот тысяч) RUB</w:t>
+      </w:r>
+      <w:r>
+        <w:t xml:space="preserve">.</w:t>
+      </w:r>
+    </w:p>
+    <w:p/>
+    <w:p>
+      <w:r>
+        <w:rPr>
+          <w:b/>
+        </w:rPr>
+        <w:t xml:space="preserve">РЕКВИЗИТЫ И ПОДПИСИ СТОРОН</w:t>
+      </w:r>
+    </w:p>
+    <w:p/>
+    <w:tbl>
+      <w:tblPr>
+        <w:tblW w:w="9360" w:type="dxa"/>
+        <w:tblBorders>
+          <w:top w:val="single" w:sz="4" w:color="auto"/>
+          <w:left w:val="single" w:sz="4" w:color="auto"/>
+          <w:bottom w:val="single" w:sz="4" w:color="auto"/>
+          <w:right w:val="single" w:sz="4" w:color="auto"/>
+          <w:insideH w:val="single" w:sz="4" w:color="auto"/>
+          <w:insideV w:val="single" w:sz="4" w:color="auto"/>
+        </w:tblBorders>
+      </w:tblPr>
+      <w:tblGrid>
+        <w:gridCol w:w="4680"/>
+        <w:gridCol w:w="4680"/>
+      </w:tblGrid>
+      <w:tr>
+        <w:tc>
+          <w:tcPr>
+            <w:tcW w:w="4680" w:type="dxa"/>
+          </w:tcPr>
+          <w:p>
+            <w:r>
+              <w:rPr>
+                <w:b/>
+              </w:rPr>
+              <w:t xml:space="preserve">Агент:</w:t>
+            </w:r>
+          </w:p>
+          <w:p>
+            <w:r>
+              <w:t xml:space="preserve">ООО «Медведев»</w:t>
+            </w:r>
+          </w:p>
+          <w:p>
+            <w:r>
+              <w:t xml:space="preserve">Юридический адрес: </w:t>
+            </w:r>
+            <w:r>
+              <w:t xml:space="preserve">проезд Лесная, д. 86, с. Ивановское, Ленинградская обл.</w:t>
+            </w:r>
+          </w:p>
+          <w:p>
+            <w:r>
+              <w:t xml:space="preserve">Почтовый адрес: </w:t>
+            </w:r>
+            <w:r>
+              <w:t xml:space="preserve">проезд Космонавтов, д. 45, пгт. Софрино, Московская обл.</w:t>
+            </w:r>
+          </w:p>
+          <w:p>
+            <w:r>
+              <w:t xml:space="preserve">ИНН </w:t>
+            </w:r>
+            <w:r>
+              <w:t xml:space="preserve">8907632013</w:t>
+            </w:r>
+            <w:r>
+              <w:t xml:space="preserve"> КПП </w:t>
+            </w:r>
+            <w:r>
+              <w:t xml:space="preserve">594710325</w:t>
+            </w:r>
+          </w:p>
+          <w:p>
+            <w:r>
+              <w:t xml:space="preserve">ОГРН </w:t>
+            </w:r>
+            <w:r>
+              <w:t xml:space="preserve">1230042519343</w:t>
+            </w:r>
+          </w:p>
+          <w:p>
+            <w:r>
+              <w:t xml:space="preserve">р/с </w:t>
+            </w:r>
+            <w:r>
+              <w:t xml:space="preserve">40702810052063749023</w:t>
+            </w:r>
+            <w:r>
+              <w:t xml:space="preserve"> в ПАО Сбербанк</w:t>
+            </w:r>
+          </w:p>
+          <w:p>
+            <w:r>
+              <w:t xml:space="preserve">к/с </w:t>
+            </w:r>
+            <w:r>
+              <w:t xml:space="preserve">30101810400000000225</w:t>
+            </w:r>
+            <w:r>
+              <w:t xml:space="preserve"> БИК </w:t>
+            </w:r>
+            <w:r>
+              <w:t xml:space="preserve">044525225</w:t>
+            </w:r>
+          </w:p>
+          <w:p>
+            <w:r>
+              <w:t xml:space="preserve">Тел.: </w:t>
+            </w:r>
+            <w:r>
+              <w:t xml:space="preserve">+7 (846) 418-14-88</w:t>
+            </w:r>
+          </w:p>
+          <w:p>
+            <w:r>
+              <w:t xml:space="preserve">E-mail: </w:t>
+            </w:r>
+            <w:r>
+              <w:t xml:space="preserve">ter.petrosyan@romashka.ru</w:t>
+            </w:r>
+          </w:p>
+          <w:p/>
+          <w:p>
+            <w:r>
+              <w:t xml:space="preserve">Управляющий ______________ </w:t>
+            </w:r>
+            <w:r>
+              <w:t xml:space="preserve">А. А. Тер-Петросян</w:t>
+            </w:r>
+          </w:p>
+        </w:tc>
+        <w:tc>
+          <w:tcPr>
+            <w:tcW w:w="4680" w:type="dxa"/>
+          </w:tcPr>
+          <w:p>
+            <w:r>
               <w:rPr>
                 <w:b/>
               </w:rPr>
@@ -851,7 +946,7 @@
               <w:t xml:space="preserve">Адрес регистрации: </w:t>
             </w:r>
             <w:r>
-              <w:t xml:space="preserve">бул. Октябрьская, д. 57, д. Малые Вязёмы, Новосибирская обл.</w:t>
+              <w:t xml:space="preserve">ул. Кутузовский, д. 78, с. Ивановское, Новосибирская обл.</w:t>
             </w:r>
           </w:p>
           <w:p>
@@ -890,7 +985,7 @@
               <w:t xml:space="preserve">Тел.: </w:t>
             </w:r>
             <w:r>
-              <w:t xml:space="preserve">+7 (495) 809-49-14</w:t>
+              <w:t xml:space="preserve">+7 (499) 668-38-78</w:t>
             </w:r>
           </w:p>
           <w:p>
@@ -898,7 +993,7 @@
               <w:t xml:space="preserve">E-mail: </w:t>
             </w:r>
             <w:r>
-              <w:t xml:space="preserve">belyaev@romashka.ru</w:t>
+              <w:t xml:space="preserve">belyaev@list.ru</w:t>
             </w:r>
           </w:p>
           <w:p/>
@@ -1041,13 +1136,13 @@
       <w:t xml:space="preserve">ООО «Медведев» · </w:t>
     </w:r>
     <w:r>
-      <w:t xml:space="preserve">+7 (846) 733-66-17</w:t>
+      <w:t xml:space="preserve">+7 (499) 366-32-14</w:t>
     </w:r>
     <w:r>
       <w:t xml:space="preserve"> · </w:t>
     </w:r>
     <w:r>
-      <w:t xml:space="preserve">ter.petrosyan@mail.ru</w:t>
+      <w:t xml:space="preserve">ter.petrosyan@bk.ru</w:t>
     </w:r>
   </w:p>
 </w:hdr>

--- a/tests/corpus_v2/docs/agency_0002.docx
+++ b/tests/corpus_v2/docs/agency_0002.docx
@@ -134,6 +134,101 @@
         <w:t xml:space="preserve">Принципал обязан возместить Агенту расходы, понесённые при исполнении поручения.</w:t>
       </w:r>
     </w:p>
+    <w:p>
+      <w:r>
+        <w:t xml:space="preserve">1.5. </w:t>
+      </w:r>
+      <w:r>
+        <w:t xml:space="preserve">Отгрузка оформляется товарной накладной № </w:t>
+      </w:r>
+      <w:r>
+        <w:t xml:space="preserve">042998239</w:t>
+      </w:r>
+      <w:r>
+        <w:t xml:space="preserve">. Каталожный номер изделия — </w:t>
+      </w:r>
+      <w:r>
+        <w:t xml:space="preserve">046928553</w:t>
+      </w:r>
+      <w:r>
+        <w:t xml:space="preserve">. Заводской номер насоса — </w:t>
+      </w:r>
+      <w:r>
+        <w:t xml:space="preserve">047130336</w:t>
+      </w:r>
+      <w:r>
+        <w:t xml:space="preserve">.</w:t>
+      </w:r>
+    </w:p>
+    <w:p>
+      <w:r>
+        <w:t xml:space="preserve">1.6. </w:t>
+      </w:r>
+      <w:r>
+        <w:t xml:space="preserve">Целевые средства перечисляются по коду цели </w:t>
+      </w:r>
+      <w:r>
+        <w:t xml:space="preserve">045304093</w:t>
+      </w:r>
+      <w:r>
+        <w:t xml:space="preserve">, предусмотренному приказом Минфина России № 157н. </w:t>
+      </w:r>
+      <w:r>
+        <w:t xml:space="preserve">БИК не указан, номер заявки — </w:t>
+      </w:r>
+      <w:r>
+        <w:t xml:space="preserve">047479647</w:t>
+      </w:r>
+      <w:r>
+        <w:t xml:space="preserve">.</w:t>
+      </w:r>
+    </w:p>
+    <w:p>
+      <w:r>
+        <w:t xml:space="preserve">1.7. </w:t>
+      </w:r>
+      <w:r>
+        <w:t xml:space="preserve">Расчёты за коммунальные услуги ведутся по лицевому счёту абонента </w:t>
+      </w:r>
+      <w:r>
+        <w:t xml:space="preserve">81041730711</w:t>
+      </w:r>
+      <w:r>
+        <w:t xml:space="preserve">. Спецификация зарегистрирована за номером </w:t>
+      </w:r>
+      <w:r>
+        <w:t xml:space="preserve">88885264604</w:t>
+      </w:r>
+      <w:r>
+        <w:t xml:space="preserve">. Счётчик имеет заводской номер </w:t>
+      </w:r>
+      <w:r>
+        <w:t xml:space="preserve">86998283301</w:t>
+      </w:r>
+      <w:r>
+        <w:t xml:space="preserve">.</w:t>
+      </w:r>
+    </w:p>
+    <w:p>
+      <w:r>
+        <w:t xml:space="preserve">1.8. </w:t>
+      </w:r>
+      <w:r>
+        <w:t xml:space="preserve">Сведения внесены в реестр за номером </w:t>
+      </w:r>
+      <w:r>
+        <w:t xml:space="preserve">84795253907</w:t>
+      </w:r>
+      <w:r>
+        <w:t xml:space="preserve"> по правилам статьи 434 Гражданского кодекса Российской Федерации. Уведомление направлено за исходящим № </w:t>
+      </w:r>
+      <w:r>
+        <w:t xml:space="preserve">86896059094</w:t>
+      </w:r>
+      <w:r>
+        <w:t xml:space="preserve">.</w:t>
+      </w:r>
+    </w:p>
     <w:p/>
     <w:p>
       <w:r>
@@ -148,7 +243,7 @@
         <w:t xml:space="preserve">2.1. Общая цена Договора: </w:t>
       </w:r>
       <w:r>
-        <w:t xml:space="preserve">8 820 002,79 рубля</w:t>
+        <w:t xml:space="preserve">645 002,88 рубля</w:t>
       </w:r>
       <w:r>
         <w:t xml:space="preserve">, </w:t>
@@ -165,7 +260,7 @@
         <w:t xml:space="preserve">2.2. Налог: </w:t>
       </w:r>
       <w:r>
-        <w:t xml:space="preserve">7 (семь) процентов за каждый день просрочки</w:t>
+        <w:t xml:space="preserve">10 (десять) процентов за каждый день просрочки</w:t>
       </w:r>
       <w:r>
         <w:t xml:space="preserve">.</w:t>
@@ -176,7 +271,7 @@
         <w:t xml:space="preserve">2.3. Срок оплаты — </w:t>
       </w:r>
       <w:r>
-        <w:t xml:space="preserve">в течение тридцати банковских дней с момента выставления счета</w:t>
+        <w:t xml:space="preserve">в течение трех банковских дней с момента выставления счета</w:t>
       </w:r>
       <w:r>
         <w:t xml:space="preserve">.</w:t>
@@ -196,7 +291,7 @@
         <w:t xml:space="preserve">, артикул </w:t>
       </w:r>
       <w:r>
-        <w:t xml:space="preserve">RM-3382-64</w:t>
+        <w:t xml:space="preserve">RM-1177-97</w:t>
       </w:r>
       <w:r>
         <w:t xml:space="preserve">, код </w:t>
@@ -256,49 +351,49 @@
         <w:t xml:space="preserve">. Товар отгружается с сопроводительным документом паспорт качества № </w:t>
       </w:r>
       <w:r>
-        <w:t xml:space="preserve">32 11 488213</w:t>
+        <w:t xml:space="preserve">80 15 058666</w:t>
       </w:r>
       <w:r>
         <w:t xml:space="preserve">. К партии приложен паспорт изделия № </w:t>
       </w:r>
       <w:r>
-        <w:t xml:space="preserve">49 15 824825</w:t>
+        <w:t xml:space="preserve">79 03 637003</w:t>
       </w:r>
       <w:r>
         <w:t xml:space="preserve">. Оборудование поставляется с паспортом транспортного средства № </w:t>
       </w:r>
       <w:r>
-        <w:t xml:space="preserve">12 08 896166</w:t>
+        <w:t xml:space="preserve">17 20 818407</w:t>
       </w:r>
       <w:r>
         <w:t xml:space="preserve">. Приёмка производится согласно техническому паспорту </w:t>
       </w:r>
       <w:r>
-        <w:t xml:space="preserve">50 25 254329</w:t>
+        <w:t xml:space="preserve">21 18 235832</w:t>
       </w:r>
       <w:r>
         <w:t xml:space="preserve">. СНИЛС не указан, номер заказа </w:t>
       </w:r>
       <w:r>
-        <w:t xml:space="preserve">199-852-988 36</w:t>
+        <w:t xml:space="preserve">548-359-178 33</w:t>
       </w:r>
       <w:r>
         <w:t xml:space="preserve">. Дата рождения не проставлена, документ выдан </w:t>
       </w:r>
       <w:r>
-        <w:t xml:space="preserve">03.11.2020</w:t>
+        <w:t xml:space="preserve">23.03.2015</w:t>
       </w:r>
       <w:r>
         <w:t xml:space="preserve">. Код подразделения, см. артикул </w:t>
       </w:r>
       <w:r>
-        <w:t xml:space="preserve">645-447</w:t>
+        <w:t xml:space="preserve">535-591</w:t>
       </w:r>
       <w:r>
         <w:t xml:space="preserve">. Цена — </w:t>
       </w:r>
       <w:r>
-        <w:t xml:space="preserve">не менее 311 000,7 (Трёхсот одиннадцати тысяч) ₽</w:t>
+        <w:t xml:space="preserve">не менее 401 000,1 (Четырёхсот одной тысячи) ₽</w:t>
       </w:r>
       <w:r>
         <w:t xml:space="preserve">, НДС не облагается, т.к. применяется УСН</w:t>
@@ -315,25 +410,25 @@
         <w:t xml:space="preserve">Товар маркирован штрихкодом </w:t>
       </w:r>
       <w:r>
-        <w:t xml:space="preserve">4605564488546</w:t>
+        <w:t xml:space="preserve">4608474164787</w:t>
       </w:r>
       <w:r>
         <w:t xml:space="preserve">. Код контрагента по ОКПО — </w:t>
       </w:r>
       <w:r>
-        <w:t xml:space="preserve">7276700495</w:t>
+        <w:t xml:space="preserve">2819661078</w:t>
       </w:r>
       <w:r>
         <w:t xml:space="preserve">. Оборудование учтено под инвентарным номером </w:t>
       </w:r>
       <w:r>
-        <w:t xml:space="preserve">043972772</w:t>
+        <w:t xml:space="preserve">041770058</w:t>
       </w:r>
       <w:r>
         <w:t xml:space="preserve">, складской позиции присвоен номер </w:t>
       </w:r>
       <w:r>
-        <w:t xml:space="preserve">013708454</w:t>
+        <w:t xml:space="preserve">810381501</w:t>
       </w:r>
       <w:r>
         <w:t xml:space="preserve">.</w:t>
@@ -347,19 +442,19 @@
         <w:t xml:space="preserve">Оплата по счёту-фактуре на КБК </w:t>
       </w:r>
       <w:r>
-        <w:t xml:space="preserve">18210101011011000125</w:t>
+        <w:t xml:space="preserve">18210101011011000117</w:t>
       </w:r>
       <w:r>
         <w:t xml:space="preserve">. ИНН не присвоен, регистрационный № </w:t>
       </w:r>
       <w:r>
-        <w:t xml:space="preserve">9316589286</w:t>
+        <w:t xml:space="preserve">7192272059</w:t>
       </w:r>
       <w:r>
         <w:t xml:space="preserve">. ИНН не присвоен, платёжный документ № </w:t>
       </w:r>
       <w:r>
-        <w:t xml:space="preserve">323466451613</w:t>
+        <w:t xml:space="preserve">805783249674</w:t>
       </w:r>
       <w:r>
         <w:t xml:space="preserve">. Заказчик действует в лице </w:t>
@@ -385,7 +480,7 @@
         <w:t xml:space="preserve">. Товар подлежит хранению </w:t>
       </w:r>
       <w:r>
-        <w:t xml:space="preserve">в течение 48 часов</w:t>
+        <w:t xml:space="preserve">в течение 24 часов</w:t>
       </w:r>
       <w:r>
         <w:t xml:space="preserve"> при температуре не выше +4 °C. Срок исковой давности по требованиям, вытекающим из Договора, составляет </w:t>
@@ -454,7 +549,7 @@
           </w:tcPr>
           <w:p>
             <w:r>
-              <w:t xml:space="preserve">8073731135</w:t>
+              <w:t xml:space="preserve">0557765788</w:t>
             </w:r>
           </w:p>
         </w:tc>
@@ -482,7 +577,7 @@
         <w:t xml:space="preserve">Полномочия подтверждаются свидетельством о рождении, выдано </w:t>
       </w:r>
       <w:r>
-        <w:t xml:space="preserve">25.05.2023</w:t>
+        <w:t xml:space="preserve">10.08.2015</w:t>
       </w:r>
       <w:r>
         <w:t xml:space="preserve"> отделом ЗАГС.</w:t>
@@ -561,7 +656,7 @@
         <w:t xml:space="preserve">3.1. Место исполнения обязательств: </w:t>
       </w:r>
       <w:r>
-        <w:t xml:space="preserve">просп. Промышленная, д. 47, тер. СНТ «Родник», Тверская обл.</w:t>
+        <w:t xml:space="preserve">ул. Заречная, д. 35, тер. СНТ «Родник», Новосибирская обл.</w:t>
       </w:r>
       <w:r>
         <w:t xml:space="preserve">.</w:t>
@@ -578,7 +673,7 @@
         <w:t xml:space="preserve"> по телефону </w:t>
       </w:r>
       <w:r>
-        <w:t xml:space="preserve">+7 (495) 500-97-48</w:t>
+        <w:t xml:space="preserve">+7 (843) 658-14-18</w:t>
       </w:r>
       <w:r>
         <w:t xml:space="preserve">.</w:t>
@@ -589,7 +684,111 @@
         <w:t xml:space="preserve">3.3. Срок исполнения обязательств — </w:t>
       </w:r>
       <w:r>
-        <w:t xml:space="preserve">не позднее 16.08.2026</w:t>
+        <w:t xml:space="preserve">не позднее 07.11.2025</w:t>
+      </w:r>
+      <w:r>
+        <w:t xml:space="preserve">.</w:t>
+      </w:r>
+    </w:p>
+    <w:p>
+      <w:r>
+        <w:t xml:space="preserve">3.4. </w:t>
+      </w:r>
+      <w:r>
+        <w:t xml:space="preserve">Оплата производится за счёт бюджетных средств, КБК </w:t>
+      </w:r>
+      <w:r>
+        <w:t xml:space="preserve">18267019209539429199</w:t>
+      </w:r>
+      <w:r>
+        <w:t xml:space="preserve">. Показания счётчика снимаются по прибору с заводским номером </w:t>
+      </w:r>
+      <w:r>
+        <w:t xml:space="preserve">39143697962122654361</w:t>
+      </w:r>
+      <w:r>
+        <w:t xml:space="preserve">.</w:t>
+      </w:r>
+    </w:p>
+    <w:p>
+      <w:r>
+        <w:t xml:space="preserve">3.5. </w:t>
+      </w:r>
+      <w:r>
+        <w:t xml:space="preserve">Счёт на оплату содержит УИН </w:t>
+      </w:r>
+      <w:r>
+        <w:t xml:space="preserve">18209190488349046168</w:t>
+      </w:r>
+      <w:r>
+        <w:t xml:space="preserve">. Счёт-проформа зарегистрирован за номером </w:t>
+      </w:r>
+      <w:r>
+        <w:t xml:space="preserve">77337980516988508829</w:t>
+      </w:r>
+      <w:r>
+        <w:t xml:space="preserve">. Очерёдность списания со счёта определяется статьёй 855 Гражданского кодекса Российской Федерации, код вида дохода — </w:t>
+      </w:r>
+      <w:r>
+        <w:t xml:space="preserve">18210652300837086550</w:t>
+      </w:r>
+      <w:r>
+        <w:t xml:space="preserve">.</w:t>
+      </w:r>
+    </w:p>
+    <w:p>
+      <w:r>
+        <w:t xml:space="preserve">3.6. </w:t>
+      </w:r>
+      <w:r>
+        <w:t xml:space="preserve">ИНН иностранному контрагенту не присваивается, номер в торговом реестре </w:t>
+      </w:r>
+      <w:r>
+        <w:t xml:space="preserve">6576797806</w:t>
+      </w:r>
+      <w:r>
+        <w:t xml:space="preserve">. ИНН указан в приложении, номер спецификации </w:t>
+      </w:r>
+      <w:r>
+        <w:t xml:space="preserve">7579085549</w:t>
+      </w:r>
+      <w:r>
+        <w:t xml:space="preserve">. В силу статьи 84 Налогового кодекса Российской Федерации ИНН присваивается налоговым органом; номер решения — </w:t>
+      </w:r>
+      <w:r>
+        <w:t xml:space="preserve">1735228054</w:t>
+      </w:r>
+      <w:r>
+        <w:t xml:space="preserve">.</w:t>
+      </w:r>
+    </w:p>
+    <w:p>
+      <w:r>
+        <w:t xml:space="preserve">3.7. </w:t>
+      </w:r>
+      <w:r>
+        <w:t xml:space="preserve">Партии присвоен номер прослеживаемости </w:t>
+      </w:r>
+      <w:r>
+        <w:t xml:space="preserve">0879018120</w:t>
+      </w:r>
+      <w:r>
+        <w:t xml:space="preserve">. Содержание примеси не превышает </w:t>
+      </w:r>
+      <w:r>
+        <w:t xml:space="preserve">2,5 %</w:t>
+      </w:r>
+      <w:r>
+        <w:t xml:space="preserve">. Допустимая погрешность прибора — </w:t>
+      </w:r>
+      <w:r>
+        <w:t xml:space="preserve">0,8 %</w:t>
+      </w:r>
+      <w:r>
+        <w:t xml:space="preserve">. Оборудованию присвоен заводской номер </w:t>
+      </w:r>
+      <w:r>
+        <w:t xml:space="preserve">5849668117</w:t>
       </w:r>
       <w:r>
         <w:t xml:space="preserve">.</w:t>
@@ -648,7 +847,7 @@
         <w:t xml:space="preserve">Сторона, для которой создалась невозможность исполнения, обязана уведомить другую Сторону. Срок уведомления — </w:t>
       </w:r>
       <w:r>
-        <w:t xml:space="preserve">в течение 20 рабочих дней с момента поступления денежных средств на расчетный счет</w:t>
+        <w:t xml:space="preserve">в течение 30 рабочих дней с момента поступления денежных средств на расчетный счет</w:t>
       </w:r>
       <w:r>
         <w:t xml:space="preserve">.</w:t>
@@ -662,7 +861,125 @@
         <w:t xml:space="preserve">Все споры и разногласия решаются путём переговоров. Претензионный порядок обязателен, срок ответа на претензию — </w:t>
       </w:r>
       <w:r>
-        <w:t xml:space="preserve">в течение 45 (Сорока пяти) банковских дней</w:t>
+        <w:t xml:space="preserve">в течение 3 (Трёх) банковских дней</w:t>
+      </w:r>
+      <w:r>
+        <w:t xml:space="preserve">.</w:t>
+      </w:r>
+    </w:p>
+    <w:p>
+      <w:r>
+        <w:t xml:space="preserve">4.6. </w:t>
+      </w:r>
+      <w:r>
+        <w:t xml:space="preserve">ИНН физического лица не указан; номер лицевого счёта абонента — </w:t>
+      </w:r>
+      <w:r>
+        <w:t xml:space="preserve">406229882938</w:t>
+      </w:r>
+      <w:r>
+        <w:t xml:space="preserve">. ИНН приведён в приложении, код позиции </w:t>
+      </w:r>
+      <w:r>
+        <w:t xml:space="preserve">134325361260</w:t>
+      </w:r>
+      <w:r>
+        <w:t xml:space="preserve">. В силу статьи 86 Налогового кодекса Российской Федерации ИНН запрашивается налоговым органом; номер запроса — </w:t>
+      </w:r>
+      <w:r>
+        <w:t xml:space="preserve">500944736103</w:t>
+      </w:r>
+      <w:r>
+        <w:t xml:space="preserve">.</w:t>
+      </w:r>
+    </w:p>
+    <w:p>
+      <w:r>
+        <w:t xml:space="preserve">4.7. </w:t>
+      </w:r>
+      <w:r>
+        <w:t xml:space="preserve">Номер товарной накладной на партию — </w:t>
+      </w:r>
+      <w:r>
+        <w:t xml:space="preserve">537212284462</w:t>
+      </w:r>
+      <w:r>
+        <w:t xml:space="preserve">. Контрольный модуль имеет заводской номер </w:t>
+      </w:r>
+      <w:r>
+        <w:t xml:space="preserve">018181297845</w:t>
+      </w:r>
+      <w:r>
+        <w:t xml:space="preserve">. Уклон кровли поставляемого сооружения — </w:t>
+      </w:r>
+      <w:r>
+        <w:t xml:space="preserve">6 %</w:t>
+      </w:r>
+      <w:r>
+        <w:t xml:space="preserve">.</w:t>
+      </w:r>
+    </w:p>
+    <w:p>
+      <w:r>
+        <w:t xml:space="preserve">4.8. </w:t>
+      </w:r>
+      <w:r>
+        <w:t xml:space="preserve">Предельная доля иностранного участия по закону — </w:t>
+      </w:r>
+      <w:r>
+        <w:t xml:space="preserve">25 %</w:t>
+      </w:r>
+      <w:r>
+        <w:t xml:space="preserve"> согласно Федеральному закону об иностранных инвестициях. Приложением № 3 установлена доля брака не более </w:t>
+      </w:r>
+      <w:r>
+        <w:t xml:space="preserve">3,2 %</w:t>
+      </w:r>
+      <w:r>
+        <w:t xml:space="preserve">.</w:t>
+      </w:r>
+    </w:p>
+    <w:p>
+      <w:r>
+        <w:t xml:space="preserve">4.9. </w:t>
+      </w:r>
+      <w:r>
+        <w:t xml:space="preserve">Изготовитель установил срок годности </w:t>
+      </w:r>
+      <w:r>
+        <w:t xml:space="preserve">в течение 18 месяцев</w:t>
+      </w:r>
+      <w:r>
+        <w:t xml:space="preserve"> с даты производства. Уложенная смесь выдерживается </w:t>
+      </w:r>
+      <w:r>
+        <w:t xml:space="preserve">в течение 48 часов</w:t>
+      </w:r>
+      <w:r>
+        <w:t xml:space="preserve"> без доступа влаги.</w:t>
+      </w:r>
+    </w:p>
+    <w:p>
+      <w:r>
+        <w:t xml:space="preserve">4.10. </w:t>
+      </w:r>
+      <w:r>
+        <w:t xml:space="preserve">Требования к качеству работ могут быть предъявлены </w:t>
+      </w:r>
+      <w:r>
+        <w:t xml:space="preserve">в течение одного года</w:t>
+      </w:r>
+      <w:r>
+        <w:t xml:space="preserve"> в силу статьи 725 Гражданского кодекса Российской Федерации. Поставщик работает на рынке </w:t>
+      </w:r>
+      <w:r>
+        <w:t xml:space="preserve">в течение 22 лет</w:t>
+      </w:r>
+      <w:r>
+        <w:t xml:space="preserve">. Отчётный период оканчивается </w:t>
+      </w:r>
+      <w:r>
+        <w:t xml:space="preserve">не позднее 14.08.2026</w:t>
       </w:r>
       <w:r>
         <w:t xml:space="preserve">.</w:t>
@@ -683,7 +1000,7 @@
         <w:t xml:space="preserve">Дополнительный телефон: </w:t>
       </w:r>
       <w:r>
-        <w:t xml:space="preserve">+7 (⁠495) 6‍96-57-45</w:t>
+        <w:t xml:space="preserve">+7 (​812) ​365-69-70</w:t>
       </w:r>
     </w:p>
     <w:p>
@@ -691,7 +1008,7 @@
         <w:t xml:space="preserve">Контактное лицо: </w:t>
       </w:r>
       <w:r>
-        <w:t xml:space="preserve">Бел‍яев Олег Олег ович</w:t>
+        <w:t xml:space="preserve">Беляев Олег‍ Ол егович</w:t>
       </w:r>
     </w:p>
     <w:p>
@@ -749,7 +1066,7 @@
         <w:rPr>
           <w:b/>
         </w:rPr>
-        <w:t xml:space="preserve">не позднее 01.12.20</w:t>
+        <w:t xml:space="preserve">не позднее 01.02.20</w:t>
       </w:r>
       <w:r>
         <w:t xml:space="preserve">26</w:t>
@@ -766,10 +1083,10 @@
         <w:rPr>
           <w:b/>
         </w:rPr>
-        <w:t xml:space="preserve">78</w:t>
-      </w:r>
-      <w:r>
-        <w:t xml:space="preserve">649/318-сс</w:t>
+        <w:t xml:space="preserve">85</w:t>
+      </w:r>
+      <w:r>
+        <w:t xml:space="preserve">389/914-сс</w:t>
       </w:r>
       <w:r>
         <w:t xml:space="preserve">.</w:t>
@@ -780,9 +1097,9 @@
         <w:t xml:space="preserve">9.4. Контрольная запись: </w:t>
       </w:r>
       <w:r>
-        <w:t xml:space="preserve">не менее 76 8</w:t>
+        <w:t xml:space="preserve">не менее 89 5</w:t>
         <w:br/>
-        <w:t xml:space="preserve">00 000 (Семидесяти шести миллионов восьмисот тысяч) RUB</w:t>
+        <w:t xml:space="preserve">00 000 (Восьмидесяти девяти миллионов пятисот тысяч) RUB</w:t>
       </w:r>
       <w:r>
         <w:t xml:space="preserve">.</w:t>
@@ -837,7 +1154,7 @@
               <w:t xml:space="preserve">Юридический адрес: </w:t>
             </w:r>
             <w:r>
-              <w:t xml:space="preserve">проезд Лесная, д. 86, с. Ивановское, Ленинградская обл.</w:t>
+              <w:t xml:space="preserve">пер. Советская, д. 54, пос. Заречный, Краснодарский край</w:t>
             </w:r>
           </w:p>
           <w:p>
@@ -845,7 +1162,7 @@
               <w:t xml:space="preserve">Почтовый адрес: </w:t>
             </w:r>
             <w:r>
-              <w:t xml:space="preserve">проезд Космонавтов, д. 45, пгт. Софрино, Московская обл.</w:t>
+              <w:t xml:space="preserve">проезд Мира, д. 63, пгт. Софрино, Московская обл.</w:t>
             </w:r>
           </w:p>
           <w:p>
@@ -900,7 +1217,7 @@
               <w:t xml:space="preserve">Тел.: </w:t>
             </w:r>
             <w:r>
-              <w:t xml:space="preserve">+7 (846) 418-14-88</w:t>
+              <w:t xml:space="preserve">+7 (843) 729-68-71</w:t>
             </w:r>
           </w:p>
           <w:p>
@@ -908,7 +1225,7 @@
               <w:t xml:space="preserve">E-mail: </w:t>
             </w:r>
             <w:r>
-              <w:t xml:space="preserve">ter.petrosyan@romashka.ru</w:t>
+              <w:t xml:space="preserve">ter.petrosyan@corp-tehno.ru</w:t>
             </w:r>
           </w:p>
           <w:p/>
@@ -946,7 +1263,7 @@
               <w:t xml:space="preserve">Адрес регистрации: </w:t>
             </w:r>
             <w:r>
-              <w:t xml:space="preserve">ул. Кутузовский, д. 78, с. Ивановское, Новосибирская обл.</w:t>
+              <w:t xml:space="preserve">наб. Ленина, д. 3, рп. Обухово, Ленинградская обл.</w:t>
             </w:r>
           </w:p>
           <w:p>
@@ -985,7 +1302,7 @@
               <w:t xml:space="preserve">Тел.: </w:t>
             </w:r>
             <w:r>
-              <w:t xml:space="preserve">+7 (499) 668-38-78</w:t>
+              <w:t xml:space="preserve">+7 (843) 677-36-92</w:t>
             </w:r>
           </w:p>
           <w:p>
@@ -993,7 +1310,7 @@
               <w:t xml:space="preserve">E-mail: </w:t>
             </w:r>
             <w:r>
-              <w:t xml:space="preserve">belyaev@list.ru</w:t>
+              <w:t xml:space="preserve">belyaev@romashka.ru</w:t>
             </w:r>
           </w:p>
           <w:p/>
@@ -1136,13 +1453,13 @@
       <w:t xml:space="preserve">ООО «Медведев» · </w:t>
     </w:r>
     <w:r>
-      <w:t xml:space="preserve">+7 (499) 366-32-14</w:t>
+      <w:t xml:space="preserve">+7 (846) 100-70-61</w:t>
     </w:r>
     <w:r>
       <w:t xml:space="preserve"> · </w:t>
     </w:r>
     <w:r>
-      <w:t xml:space="preserve">ter.petrosyan@bk.ru</w:t>
+      <w:t xml:space="preserve">ter.petrosyan@romashka.ru</w:t>
     </w:r>
   </w:p>
 </w:hdr>

--- a/tests/corpus_v2/docs/agency_0002.docx
+++ b/tests/corpus_v2/docs/agency_0002.docx
@@ -1100,6 +1100,37 @@
         <w:t xml:space="preserve">не менее 89 5</w:t>
         <w:br/>
         <w:t xml:space="preserve">00 000 (Восьмидесяти девяти миллионов пятисот тысяч) RUB</w:t>
+      </w:r>
+      <w:r>
+        <w:t xml:space="preserve">.</w:t>
+      </w:r>
+    </w:p>
+    <w:p/>
+    <w:p>
+      <w:r>
+        <w:rPr>
+          <w:b/>
+        </w:rPr>
+        <w:t xml:space="preserve">6. ОСОБЫЕ УСЛОВИЯ ОТДЕЛЬНЫХ ВИДОВ ДАННЫХ</w:t>
+      </w:r>
+    </w:p>
+    <w:p>
+      <w:r>
+        <w:t xml:space="preserve">6.1. Полномочия представителя подтверждены доверенностью, реестровый номер </w:t>
+      </w:r>
+      <w:r>
+        <w:t xml:space="preserve">78/1445-н/78-2022-12-7</w:t>
+      </w:r>
+      <w:r>
+        <w:t xml:space="preserve">.</w:t>
+      </w:r>
+    </w:p>
+    <w:p>
+      <w:r>
+        <w:t xml:space="preserve">6.2. Для сопоставления в учёте указывается: </w:t>
+      </w:r>
+      <w:r>
+        <w:t xml:space="preserve">ГОСТ Р 52044-2003</w:t>
       </w:r>
       <w:r>
         <w:t xml:space="preserve">.</w:t>

--- a/tests/corpus_v2/docs/agency_0002.docx
+++ b/tests/corpus_v2/docs/agency_0002.docx
@@ -1116,21 +1116,87 @@
     </w:p>
     <w:p>
       <w:r>
-        <w:t xml:space="preserve">6.1. Полномочия представителя подтверждены доверенностью, реестровый номер </w:t>
-      </w:r>
-      <w:r>
-        <w:t xml:space="preserve">78/1445-н/78-2022-12-7</w:t>
-      </w:r>
-      <w:r>
-        <w:t xml:space="preserve">.</w:t>
-      </w:r>
-    </w:p>
-    <w:p>
-      <w:r>
-        <w:t xml:space="preserve">6.2. Для сопоставления в учёте указывается: </w:t>
-      </w:r>
-      <w:r>
-        <w:t xml:space="preserve">ГОСТ Р 52044-2003</w:t>
+        <w:t xml:space="preserve">6.1. Работы выполняются на основании ранее заключённого Договора № </w:t>
+      </w:r>
+      <w:r>
+        <w:t xml:space="preserve">СУБ-44/2023</w:t>
+      </w:r>
+      <w:r>
+        <w:t xml:space="preserve"> между теми же сторонами.</w:t>
+      </w:r>
+    </w:p>
+    <w:p>
+      <w:r>
+        <w:t xml:space="preserve">6.2. Первичные документы: </w:t>
+      </w:r>
+      <w:r>
+        <w:t xml:space="preserve">лицензия Л035-01298-77/00123456 Рособрнадзора</w:t>
+      </w:r>
+      <w:r>
+        <w:t xml:space="preserve">.</w:t>
+      </w:r>
+    </w:p>
+    <w:p>
+      <w:r>
+        <w:t xml:space="preserve">6.3. Запись о лицензии внесена в реестр за регистрационным номером </w:t>
+      </w:r>
+      <w:r>
+        <w:t xml:space="preserve">895217304</w:t>
+      </w:r>
+      <w:r>
+        <w:t xml:space="preserve">.</w:t>
+      </w:r>
+    </w:p>
+    <w:p>
+      <w:r>
+        <w:t xml:space="preserve">6.4. Внутренний учёт ведётся отдельно: </w:t>
+      </w:r>
+      <w:r>
+        <w:t xml:space="preserve">сведения внесены в реестр, номер записи не присвоен</w:t>
+      </w:r>
+      <w:r>
+        <w:t xml:space="preserve">.</w:t>
+      </w:r>
+    </w:p>
+    <w:p>
+      <w:r>
+        <w:t xml:space="preserve">6.5. Полномочия представителя подтверждены доверенностью, реестровый номер </w:t>
+      </w:r>
+      <w:r>
+        <w:t xml:space="preserve">77/714-н/77-2024-1-502</w:t>
+      </w:r>
+      <w:r>
+        <w:t xml:space="preserve">.</w:t>
+      </w:r>
+    </w:p>
+    <w:p>
+      <w:r>
+        <w:t xml:space="preserve">6.6. Для сопоставления в учёте указывается: </w:t>
+      </w:r>
+      <w:r>
+        <w:t xml:space="preserve">срок действия 12/2024-06/2025</w:t>
+      </w:r>
+      <w:r>
+        <w:t xml:space="preserve">.</w:t>
+      </w:r>
+    </w:p>
+    <w:p>
+      <w:r>
+        <w:t xml:space="preserve">6.7. Решение принято большинством в </w:t>
+      </w:r>
+      <w:r>
+        <w:t xml:space="preserve">40 % уставного капитала</w:t>
+      </w:r>
+      <w:r>
+        <w:t xml:space="preserve"> от общего числа голосов членов совета директоров.</w:t>
+      </w:r>
+    </w:p>
+    <w:p>
+      <w:r>
+        <w:t xml:space="preserve">6.8. Кворум определяется уставом: </w:t>
+      </w:r>
+      <w:r>
+        <w:t xml:space="preserve">большинством в две трети голосов</w:t>
       </w:r>
       <w:r>
         <w:t xml:space="preserve">.</w:t>

--- a/tests/corpus_v2/docs/agency_0002.docx
+++ b/tests/corpus_v2/docs/agency_0002.docx
@@ -1116,10 +1116,32 @@
     </w:p>
     <w:p>
       <w:r>
-        <w:t xml:space="preserve">6.1. Работы выполняются на основании ранее заключённого Договора № </w:t>
-      </w:r>
-      <w:r>
-        <w:t xml:space="preserve">СУБ-44/2023</w:t>
+        <w:t xml:space="preserve">6.1. Стороны ранее заключили </w:t>
+      </w:r>
+      <w:r>
+        <w:t xml:space="preserve">договор поставки</w:t>
+      </w:r>
+      <w:r>
+        <w:t xml:space="preserve"> на сопоставимых условиях.</w:t>
+      </w:r>
+    </w:p>
+    <w:p>
+      <w:r>
+        <w:t xml:space="preserve">6.2. Прочие условия: </w:t>
+      </w:r>
+      <w:r>
+        <w:t xml:space="preserve">реквизиты первичных документов приведены в приложении</w:t>
+      </w:r>
+      <w:r>
+        <w:t xml:space="preserve">.</w:t>
+      </w:r>
+    </w:p>
+    <w:p>
+      <w:r>
+        <w:t xml:space="preserve">6.3. Работы выполняются на основании ранее заключённого Договора № </w:t>
+      </w:r>
+      <w:r>
+        <w:t xml:space="preserve">17595/001-сс</w:t>
       </w:r>
       <w:r>
         <w:t xml:space="preserve"> между теми же сторонами.</w:t>
@@ -1127,29 +1149,73 @@
     </w:p>
     <w:p>
       <w:r>
-        <w:t xml:space="preserve">6.2. Первичные документы: </w:t>
-      </w:r>
-      <w:r>
-        <w:t xml:space="preserve">лицензия Л035-01298-77/00123456 Рособрнадзора</w:t>
-      </w:r>
-      <w:r>
-        <w:t xml:space="preserve">.</w:t>
-      </w:r>
-    </w:p>
-    <w:p>
-      <w:r>
-        <w:t xml:space="preserve">6.3. Запись о лицензии внесена в реестр за регистрационным номером </w:t>
-      </w:r>
-      <w:r>
-        <w:t xml:space="preserve">895217304</w:t>
-      </w:r>
-      <w:r>
-        <w:t xml:space="preserve">.</w:t>
-      </w:r>
-    </w:p>
-    <w:p>
-      <w:r>
-        <w:t xml:space="preserve">6.4. Внутренний учёт ведётся отдельно: </w:t>
+        <w:t xml:space="preserve">6.4. Первичные документы: </w:t>
+      </w:r>
+      <w:r>
+        <w:t xml:space="preserve">как указано в пункте 4.2 настоящего Договора</w:t>
+      </w:r>
+      <w:r>
+        <w:t xml:space="preserve">.</w:t>
+      </w:r>
+    </w:p>
+    <w:p>
+      <w:r>
+        <w:t xml:space="preserve">6.5. Паспорт гражданина Российской Федерации выдан </w:t>
+      </w:r>
+      <w:r>
+        <w:t xml:space="preserve">УМВД России по Владимирской области</w:t>
+      </w:r>
+      <w:r>
+        <w:t xml:space="preserve">, паспорт предъявлен при подписании.</w:t>
+      </w:r>
+    </w:p>
+    <w:p>
+      <w:r>
+        <w:t xml:space="preserve">6.6. Сопутствующие сведения: </w:t>
+      </w:r>
+      <w:r>
+        <w:t xml:space="preserve">паспорт выдан, реквизиты приведены в приложении</w:t>
+      </w:r>
+      <w:r>
+        <w:t xml:space="preserve">.</w:t>
+      </w:r>
+    </w:p>
+    <w:p>
+      <w:r>
+        <w:t xml:space="preserve">6.7. Запись о государственной регистрации внесена регистрирующим органом: </w:t>
+      </w:r>
+      <w:r>
+        <w:t xml:space="preserve">МИФНС России № 15 по Санкт-Петербургу</w:t>
+      </w:r>
+      <w:r>
+        <w:t xml:space="preserve">.</w:t>
+      </w:r>
+    </w:p>
+    <w:p>
+      <w:r>
+        <w:t xml:space="preserve">6.8. Общие сведения о регистрации: </w:t>
+      </w:r>
+      <w:r>
+        <w:t xml:space="preserve">сведения о юридическом лице содержатся в ЕГРЮЛ</w:t>
+      </w:r>
+      <w:r>
+        <w:t xml:space="preserve">.</w:t>
+      </w:r>
+    </w:p>
+    <w:p>
+      <w:r>
+        <w:t xml:space="preserve">6.9. Запись о лицензии внесена в реестр за регистрационным номером </w:t>
+      </w:r>
+      <w:r>
+        <w:t xml:space="preserve">731004592</w:t>
+      </w:r>
+      <w:r>
+        <w:t xml:space="preserve">.</w:t>
+      </w:r>
+    </w:p>
+    <w:p>
+      <w:r>
+        <w:t xml:space="preserve">6.10. Внутренний учёт ведётся отдельно: </w:t>
       </w:r>
       <w:r>
         <w:t xml:space="preserve">сведения внесены в реестр, номер записи не присвоен</w:t>
@@ -1160,32 +1226,32 @@
     </w:p>
     <w:p>
       <w:r>
-        <w:t xml:space="preserve">6.5. Полномочия представителя подтверждены доверенностью, реестровый номер </w:t>
-      </w:r>
-      <w:r>
-        <w:t xml:space="preserve">77/714-н/77-2024-1-502</w:t>
-      </w:r>
-      <w:r>
-        <w:t xml:space="preserve">.</w:t>
-      </w:r>
-    </w:p>
-    <w:p>
-      <w:r>
-        <w:t xml:space="preserve">6.6. Для сопоставления в учёте указывается: </w:t>
-      </w:r>
-      <w:r>
-        <w:t xml:space="preserve">срок действия 12/2024-06/2025</w:t>
-      </w:r>
-      <w:r>
-        <w:t xml:space="preserve">.</w:t>
-      </w:r>
-    </w:p>
-    <w:p>
-      <w:r>
-        <w:t xml:space="preserve">6.7. Решение принято большинством в </w:t>
-      </w:r>
-      <w:r>
-        <w:t xml:space="preserve">40 % уставного капитала</w:t>
+        <w:t xml:space="preserve">6.11. Полномочия представителя подтверждены доверенностью, реестровый номер </w:t>
+      </w:r>
+      <w:r>
+        <w:t xml:space="preserve">78/1445-н/78-2022-12-7</w:t>
+      </w:r>
+      <w:r>
+        <w:t xml:space="preserve">.</w:t>
+      </w:r>
+    </w:p>
+    <w:p>
+      <w:r>
+        <w:t xml:space="preserve">6.12. Для сопоставления в учёте указывается: </w:t>
+      </w:r>
+      <w:r>
+        <w:t xml:space="preserve">пп. 4/5-1 и 7/2-3 Правил страхования</w:t>
+      </w:r>
+      <w:r>
+        <w:t xml:space="preserve">.</w:t>
+      </w:r>
+    </w:p>
+    <w:p>
+      <w:r>
+        <w:t xml:space="preserve">6.13. Решение принято большинством в </w:t>
+      </w:r>
+      <w:r>
+        <w:t xml:space="preserve">9 % уставного капитала общества</w:t>
       </w:r>
       <w:r>
         <w:t xml:space="preserve"> от общего числа голосов членов совета директоров.</w:t>
@@ -1193,7 +1259,7 @@
     </w:p>
     <w:p>
       <w:r>
-        <w:t xml:space="preserve">6.8. Кворум определяется уставом: </w:t>
+        <w:t xml:space="preserve">6.14. Кворум определяется уставом: </w:t>
       </w:r>
       <w:r>
         <w:t xml:space="preserve">большинством в две трети голосов</w:t>

--- a/tests/corpus_v2/docs/agency_0002.docx
+++ b/tests/corpus_v2/docs/agency_0002.docx
@@ -39,7 +39,7 @@
         <w:t xml:space="preserve">     </w:t>
       </w:r>
       <w:r>
-        <w:t xml:space="preserve">11 декабря 2023 г.</w:t>
+        <w:t xml:space="preserve">одиннадцатого декабря 2023 года</w:t>
       </w:r>
     </w:p>
     <w:p/>
